--- a/docs/Guide-utilisation.docx
+++ b/docs/Guide-utilisation.docx
@@ -1781,7 +1781,17 @@
         <w:t xml:space="preserve">liste des inscrits</w:t>
       </w:r>
       <w:r>
-        <w:t xml:space="preserve"> (les usagers ayant réservé sur l'exercice — identité, structure, niveau et contact ; les comptes anonymisés sont masqués par défaut), le tableau de </w:t>
+        <w:t xml:space="preserve"> (les usagers ayant réservé sur l'exercice — identité, structure, niveau et contact ; les comptes anonymisés sont masqués par défaut), la </w:t>
+      </w:r>
+      <w:r>
+        <w:rPr>
+          <w:b/>
+          <w:bCs/>
+        </w:rPr>
+        <w:t xml:space="preserve">liste des créneaux ouverts</w:t>
+      </w:r>
+      <w:r>
+        <w:t xml:space="preserve"> (l'offre de réservation du service : jour, horaires, type, période, places et demandeurs de chaque créneau, avec total et rupture par demandeur), le tableau de </w:t>
       </w:r>
       <w:r>
         <w:rPr>

--- a/docs/Guide-utilisation.docx
+++ b/docs/Guide-utilisation.docx
@@ -1781,7 +1781,17 @@
         <w:t xml:space="preserve">liste des inscrits</w:t>
       </w:r>
       <w:r>
-        <w:t xml:space="preserve"> (les usagers ayant réservé sur l'exercice — identité, structure, niveau et contact ; les comptes anonymisés sont masqués par défaut), la </w:t>
+        <w:t xml:space="preserve"> (les usagers ayant réservé sur l'exercice — identité, structure, niveau, contact et date d'inscription ; tableau </w:t>
+      </w:r>
+      <w:r>
+        <w:rPr>
+          <w:b/>
+          <w:bCs/>
+        </w:rPr>
+        <w:t xml:space="preserve">triable par clic sur les en-têtes de colonnes</w:t>
+      </w:r>
+      <w:r>
+        <w:t xml:space="preserve"> ; les comptes anonymisés sont masqués par défaut), la </w:t>
       </w:r>
       <w:r>
         <w:rPr>
@@ -1801,17 +1811,7 @@
         <w:t xml:space="preserve">toutes les réservations</w:t>
       </w:r>
       <w:r>
-        <w:t xml:space="preserve"> (période, date, créneau, demandeur, participant, thème, nombre d'enfants, statut, pointage) avec </w:t>
-      </w:r>
-      <w:r>
-        <w:rPr>
-          <w:b/>
-          <w:bCs/>
-        </w:rPr>
-        <w:t xml:space="preserve">export CSV</w:t>
-      </w:r>
-      <w:r>
-        <w:t xml:space="preserve">, une vue </w:t>
+        <w:t xml:space="preserve"> (période, date, créneau, demandeur, participant, thème, nombre d'enfants, statut, pointage), une vue </w:t>
       </w:r>
       <w:r>
         <w:rPr>
@@ -1839,6 +1839,16 @@
           <w:bCs/>
         </w:rPr>
         <w:t xml:space="preserve">PDF</w:t>
+      </w:r>
+      <w:r>
+        <w:t xml:space="preserve">, et les listes (inscrits, créneaux ouverts, réservations) s'exportent en </w:t>
+      </w:r>
+      <w:r>
+        <w:rPr>
+          <w:b/>
+          <w:bCs/>
+        </w:rPr>
+        <w:t xml:space="preserve">CSV</w:t>
       </w:r>
       <w:r>
         <w:t xml:space="preserve">.</w:t>

--- a/docs/Guide-utilisation.docx
+++ b/docs/Guide-utilisation.docx
@@ -1075,6 +1075,26 @@
     </w:p>
     <w:p>
       <w:pPr>
+        <w:pStyle w:val="ListParagraph"/>
+        <w:numPr>
+          <w:ilvl w:val="0"/>
+          <w:numId w:val="2"/>
+        </w:numPr>
+        <w:spacing w:after="80"/>
+      </w:pPr>
+      <w:r>
+        <w:rPr>
+          <w:b/>
+          <w:bCs/>
+        </w:rPr>
+        <w:t xml:space="preserve">Plus de place</w:t>
+      </w:r>
+      <w:r>
+        <w:t xml:space="preserve"> — à votre arrivée sur l'agenda ou sur une période, si plus aucun créneau de la période affichée n'est réservable (tout est complet, clos ou hors délai), un message vous en informe et vous invite à contacter le service par e-mail (si le service a activé cette alerte).</w:t>
+      </w:r>
+    </w:p>
+    <w:p>
+      <w:pPr>
         <w:spacing w:after="60" w:before="120"/>
         <w:jc w:val="center"/>
       </w:pPr>
@@ -2429,7 +2449,7 @@
         <w:t xml:space="preserve">alternance Semaine A/B</w:t>
       </w:r>
       <w:r>
-        <w:t xml:space="preserve"> (sans effet si les créneaux récurrents sont désactivés) et </w:t>
+        <w:t xml:space="preserve"> (sans effet si les créneaux récurrents sont désactivés), </w:t>
       </w:r>
       <w:r>
         <w:rPr>
@@ -2439,7 +2459,17 @@
         <w:t xml:space="preserve">prise en compte des accompagnants</w:t>
       </w:r>
       <w:r>
-        <w:t xml:space="preserve"> dans la jauge — puis, </w:t>
+        <w:t xml:space="preserve"> dans la jauge et </w:t>
+      </w:r>
+      <w:r>
+        <w:rPr>
+          <w:b/>
+          <w:bCs/>
+        </w:rPr>
+        <w:t xml:space="preserve">alerte « plus de place »</w:t>
+      </w:r>
+      <w:r>
+        <w:t xml:space="preserve"> (à l'arrivée sur l'agenda ou sur une période, si plus aucun créneau de la période affichée n'est réservable, une fenêtre informe l'usager et l'invite à contacter le service via l'e-mail de contact du référentiel Services ; le texte du message est personnalisable) — puis, </w:t>
       </w:r>
       <w:r>
         <w:rPr>
@@ -2870,7 +2900,26 @@
         <w:t xml:space="preserve">Niveaux</w:t>
       </w:r>
       <w:r>
-        <w:t xml:space="preserve">.</w:t>
+        <w:t xml:space="preserve">. Le référentiel des services porte, en plus du nom et de l'icône, un </w:t>
+      </w:r>
+      <w:r>
+        <w:rPr>
+          <w:b/>
+          <w:bCs/>
+        </w:rPr>
+        <w:t xml:space="preserve">e-mail de contact</w:t>
+      </w:r>
+      <w:r>
+        <w:t xml:space="preserve"> générique (ex. </w:t>
+      </w:r>
+      <w:r>
+        <w:rPr>
+          <w:rFonts w:ascii="Consolas" w:cs="Consolas" w:eastAsia="Consolas" w:hAnsi="Consolas"/>
+        </w:rPr>
+        <w:t xml:space="preserve">maisondesarts@chatillon92.fr</w:t>
+      </w:r>
+      <w:r>
+        <w:t xml:space="preserve">) proposé aux usagers quand plus aucune place n'est disponible.</w:t>
       </w:r>
     </w:p>
     <w:p>

--- a/docs/Guide-utilisation.docx
+++ b/docs/Guide-utilisation.docx
@@ -1297,7 +1297,7 @@
         <w:spacing w:after="160" w:before="240"/>
       </w:pPr>
       <w:r>
-        <w:t xml:space="preserve">Règles appliquées automatiquement</w:t>
+        <w:t xml:space="preserve">Prévenir d'une absence</w:t>
       </w:r>
     </w:p>
     <w:p>
@@ -1305,132 +1305,144 @@
         <w:spacing w:after="160"/>
       </w:pPr>
       <w:r>
-        <w:t xml:space="preserve">Lors d'une réservation, l'application vérifie automatiquement :</w:t>
-      </w:r>
-    </w:p>
-    <w:p>
-      <w:pPr>
-        <w:pStyle w:val="ListParagraph"/>
-        <w:numPr>
-          <w:ilvl w:val="0"/>
-          <w:numId w:val="2"/>
-        </w:numPr>
-        <w:spacing w:after="80"/>
-      </w:pPr>
-      <w:r>
-        <w:t xml:space="preserve">la </w:t>
-      </w:r>
-      <w:r>
-        <w:rPr>
-          <w:b/>
-          <w:bCs/>
-        </w:rPr>
-        <w:t xml:space="preserve">capacité</w:t>
-      </w:r>
-      <w:r>
-        <w:t xml:space="preserve"> du créneau (selon que les accompagnants comptent ou non dans la jauge) ;</w:t>
-      </w:r>
-    </w:p>
-    <w:p>
-      <w:pPr>
-        <w:pStyle w:val="ListParagraph"/>
-        <w:numPr>
-          <w:ilvl w:val="0"/>
-          <w:numId w:val="2"/>
-        </w:numPr>
-        <w:spacing w:after="80"/>
-      </w:pPr>
-      <w:r>
-        <w:t xml:space="preserve">votre </w:t>
-      </w:r>
-      <w:r>
-        <w:rPr>
-          <w:b/>
-          <w:bCs/>
-        </w:rPr>
-        <w:t xml:space="preserve">droit d'accès</w:t>
-      </w:r>
-      <w:r>
-        <w:t xml:space="preserve"> au service, selon votre demandeur ;</w:t>
-      </w:r>
-    </w:p>
-    <w:p>
-      <w:pPr>
-        <w:pStyle w:val="ListParagraph"/>
-        <w:numPr>
-          <w:ilvl w:val="0"/>
-          <w:numId w:val="2"/>
-        </w:numPr>
-        <w:spacing w:after="80"/>
-      </w:pPr>
-      <w:r>
-        <w:t xml:space="preserve">le </w:t>
-      </w:r>
-      <w:r>
-        <w:rPr>
-          <w:b/>
-          <w:bCs/>
-        </w:rPr>
-        <w:t xml:space="preserve">nombre maximum de réservations</w:t>
-      </w:r>
-      <w:r>
-        <w:t xml:space="preserve"> autorisé (par service et par période) ;</w:t>
-      </w:r>
-    </w:p>
-    <w:p>
-      <w:pPr>
-        <w:pStyle w:val="ListParagraph"/>
-        <w:numPr>
-          <w:ilvl w:val="0"/>
-          <w:numId w:val="2"/>
-        </w:numPr>
-        <w:spacing w:after="80"/>
-      </w:pPr>
-      <w:r>
-        <w:t xml:space="preserve">les </w:t>
-      </w:r>
-      <w:r>
-        <w:rPr>
-          <w:b/>
-          <w:bCs/>
-        </w:rPr>
-        <w:t xml:space="preserve">jours de fermeture</w:t>
-      </w:r>
-      <w:r>
-        <w:t xml:space="preserve"> : un créneau en période de vacances scolaires n'est réservable que si le service </w:t>
-      </w:r>
-      <w:r>
-        <w:rPr>
-          <w:b/>
-          <w:bCs/>
-        </w:rPr>
-        <w:t xml:space="preserve">et</w:t>
-      </w:r>
-      <w:r>
-        <w:t xml:space="preserve"> le demandeur sont ouverts ce jour-là ;</w:t>
-      </w:r>
-    </w:p>
-    <w:p>
-      <w:pPr>
-        <w:pStyle w:val="ListParagraph"/>
-        <w:numPr>
-          <w:ilvl w:val="0"/>
-          <w:numId w:val="2"/>
-        </w:numPr>
-        <w:spacing w:after="80"/>
-      </w:pPr>
-      <w:r>
-        <w:t xml:space="preserve">le </w:t>
-      </w:r>
-      <w:r>
-        <w:rPr>
-          <w:b/>
-          <w:bCs/>
-        </w:rPr>
-        <w:t xml:space="preserve">délai de réservation</w:t>
-      </w:r>
-      <w:r>
-        <w:t xml:space="preserve"> : les créneaux trop proches dans le temps ne sont pas réservables.</w:t>
+        <w:t xml:space="preserve">Vous ne pourrez pas venir à </w:t>
+      </w:r>
+      <w:r>
+        <w:rPr>
+          <w:b/>
+          <w:bCs/>
+        </w:rPr>
+        <w:t xml:space="preserve">une séance</w:t>
+      </w:r>
+      <w:r>
+        <w:t xml:space="preserve"> sans vouloir annuler toute votre réservation ? Prévenez le service depuis l'agenda :</w:t>
+      </w:r>
+    </w:p>
+    <w:p>
+      <w:pPr>
+        <w:pStyle w:val="ListParagraph"/>
+        <w:numPr>
+          <w:ilvl w:val="0"/>
+          <w:numId w:val="3"/>
+        </w:numPr>
+        <w:spacing w:after="80"/>
+      </w:pPr>
+      <w:r>
+        <w:t xml:space="preserve">Affichez la </w:t>
+      </w:r>
+      <w:r>
+        <w:rPr>
+          <w:b/>
+          <w:bCs/>
+        </w:rPr>
+        <w:t xml:space="preserve">semaine de la séance</w:t>
+      </w:r>
+      <w:r>
+        <w:t xml:space="preserve"> et repérez votre réservation.</w:t>
+      </w:r>
+    </w:p>
+    <w:p>
+      <w:pPr>
+        <w:pStyle w:val="ListParagraph"/>
+        <w:numPr>
+          <w:ilvl w:val="0"/>
+          <w:numId w:val="3"/>
+        </w:numPr>
+        <w:spacing w:after="80"/>
+      </w:pPr>
+      <w:r>
+        <w:t xml:space="preserve">Survolez son badge et cliquez sur le macaron </w:t>
+      </w:r>
+      <w:r>
+        <w:rPr>
+          <w:b/>
+          <w:bCs/>
+        </w:rPr>
+        <w:t xml:space="preserve">A</w:t>
+      </w:r>
+      <w:r>
+        <w:t xml:space="preserve"> « Prévenir d'une absence », en haut à gauche du badge.</w:t>
+      </w:r>
+    </w:p>
+    <w:p>
+      <w:pPr>
+        <w:pStyle w:val="ListParagraph"/>
+        <w:numPr>
+          <w:ilvl w:val="0"/>
+          <w:numId w:val="3"/>
+        </w:numPr>
+        <w:spacing w:after="80"/>
+      </w:pPr>
+      <w:r>
+        <w:t xml:space="preserve">Indiquez si vous le souhaitez un </w:t>
+      </w:r>
+      <w:r>
+        <w:rPr>
+          <w:b/>
+          <w:bCs/>
+        </w:rPr>
+        <w:t xml:space="preserve">motif</w:t>
+      </w:r>
+      <w:r>
+        <w:t xml:space="preserve"> (facultatif), puis confirmez.</w:t>
+      </w:r>
+    </w:p>
+    <w:p>
+      <w:pPr>
+        <w:spacing w:after="160"/>
+      </w:pPr>
+      <w:r>
+        <w:t xml:space="preserve">Le service est </w:t>
+      </w:r>
+      <w:r>
+        <w:rPr>
+          <w:b/>
+          <w:bCs/>
+        </w:rPr>
+        <w:t xml:space="preserve">informé par e-mail</w:t>
+      </w:r>
+      <w:r>
+        <w:t xml:space="preserve"> et le macaron passe en orange. Votre réservation est </w:t>
+      </w:r>
+      <w:r>
+        <w:rPr>
+          <w:b/>
+          <w:bCs/>
+        </w:rPr>
+        <w:t xml:space="preserve">conservée</w:t>
+      </w:r>
+      <w:r>
+        <w:t xml:space="preserve"> : seule la séance concernée est signalée. Si vous pouvez finalement venir, cliquez de nouveau sur le macaron puis sur </w:t>
+      </w:r>
+      <w:r>
+        <w:rPr>
+          <w:b/>
+          <w:bCs/>
+        </w:rPr>
+        <w:t xml:space="preserve">« Retirer l'absence »</w:t>
+      </w:r>
+      <w:r>
+        <w:t xml:space="preserve">. Une absence se signale sur une séance </w:t>
+      </w:r>
+      <w:r>
+        <w:rPr>
+          <w:b/>
+          <w:bCs/>
+        </w:rPr>
+        <w:t xml:space="preserve">à venir</w:t>
+      </w:r>
+      <w:r>
+        <w:t xml:space="preserve"> (jour même inclus), tant qu'elle n'a pas été pointée par le service. Le bouton </w:t>
+      </w:r>
+      <w:r>
+        <w:rPr>
+          <w:b/>
+          <w:bCs/>
+        </w:rPr>
+        <w:t xml:space="preserve">« Prévenir d'une absence »</w:t>
+      </w:r>
+      <w:r>
+        <w:t xml:space="preserve">, à droite des onglets de période, rappelle cette procédure.</w:t>
       </w:r>
     </w:p>
     <w:p>
@@ -1439,6 +1451,148 @@
         <w:spacing w:after="160" w:before="240"/>
       </w:pPr>
       <w:r>
+        <w:t xml:space="preserve">Règles appliquées automatiquement</w:t>
+      </w:r>
+    </w:p>
+    <w:p>
+      <w:pPr>
+        <w:spacing w:after="160"/>
+      </w:pPr>
+      <w:r>
+        <w:t xml:space="preserve">Lors d'une réservation, l'application vérifie automatiquement :</w:t>
+      </w:r>
+    </w:p>
+    <w:p>
+      <w:pPr>
+        <w:pStyle w:val="ListParagraph"/>
+        <w:numPr>
+          <w:ilvl w:val="0"/>
+          <w:numId w:val="2"/>
+        </w:numPr>
+        <w:spacing w:after="80"/>
+      </w:pPr>
+      <w:r>
+        <w:t xml:space="preserve">la </w:t>
+      </w:r>
+      <w:r>
+        <w:rPr>
+          <w:b/>
+          <w:bCs/>
+        </w:rPr>
+        <w:t xml:space="preserve">capacité</w:t>
+      </w:r>
+      <w:r>
+        <w:t xml:space="preserve"> du créneau (selon que les accompagnants comptent ou non dans la jauge) ;</w:t>
+      </w:r>
+    </w:p>
+    <w:p>
+      <w:pPr>
+        <w:pStyle w:val="ListParagraph"/>
+        <w:numPr>
+          <w:ilvl w:val="0"/>
+          <w:numId w:val="2"/>
+        </w:numPr>
+        <w:spacing w:after="80"/>
+      </w:pPr>
+      <w:r>
+        <w:t xml:space="preserve">votre </w:t>
+      </w:r>
+      <w:r>
+        <w:rPr>
+          <w:b/>
+          <w:bCs/>
+        </w:rPr>
+        <w:t xml:space="preserve">droit d'accès</w:t>
+      </w:r>
+      <w:r>
+        <w:t xml:space="preserve"> au service, selon votre demandeur ;</w:t>
+      </w:r>
+    </w:p>
+    <w:p>
+      <w:pPr>
+        <w:pStyle w:val="ListParagraph"/>
+        <w:numPr>
+          <w:ilvl w:val="0"/>
+          <w:numId w:val="2"/>
+        </w:numPr>
+        <w:spacing w:after="80"/>
+      </w:pPr>
+      <w:r>
+        <w:t xml:space="preserve">le </w:t>
+      </w:r>
+      <w:r>
+        <w:rPr>
+          <w:b/>
+          <w:bCs/>
+        </w:rPr>
+        <w:t xml:space="preserve">nombre maximum de réservations</w:t>
+      </w:r>
+      <w:r>
+        <w:t xml:space="preserve"> autorisé (par service et par période) ;</w:t>
+      </w:r>
+    </w:p>
+    <w:p>
+      <w:pPr>
+        <w:pStyle w:val="ListParagraph"/>
+        <w:numPr>
+          <w:ilvl w:val="0"/>
+          <w:numId w:val="2"/>
+        </w:numPr>
+        <w:spacing w:after="80"/>
+      </w:pPr>
+      <w:r>
+        <w:t xml:space="preserve">les </w:t>
+      </w:r>
+      <w:r>
+        <w:rPr>
+          <w:b/>
+          <w:bCs/>
+        </w:rPr>
+        <w:t xml:space="preserve">jours de fermeture</w:t>
+      </w:r>
+      <w:r>
+        <w:t xml:space="preserve"> : un créneau en période de vacances scolaires n'est réservable que si le service </w:t>
+      </w:r>
+      <w:r>
+        <w:rPr>
+          <w:b/>
+          <w:bCs/>
+        </w:rPr>
+        <w:t xml:space="preserve">et</w:t>
+      </w:r>
+      <w:r>
+        <w:t xml:space="preserve"> le demandeur sont ouverts ce jour-là ;</w:t>
+      </w:r>
+    </w:p>
+    <w:p>
+      <w:pPr>
+        <w:pStyle w:val="ListParagraph"/>
+        <w:numPr>
+          <w:ilvl w:val="0"/>
+          <w:numId w:val="2"/>
+        </w:numPr>
+        <w:spacing w:after="80"/>
+      </w:pPr>
+      <w:r>
+        <w:t xml:space="preserve">le </w:t>
+      </w:r>
+      <w:r>
+        <w:rPr>
+          <w:b/>
+          <w:bCs/>
+        </w:rPr>
+        <w:t xml:space="preserve">délai de réservation</w:t>
+      </w:r>
+      <w:r>
+        <w:t xml:space="preserve"> : les créneaux trop proches dans le temps ne sont pas réservables.</w:t>
+      </w:r>
+    </w:p>
+    <w:p>
+      <w:pPr>
+        <w:pStyle w:val="Heading2"/>
+        <w:spacing w:after="160" w:before="240"/>
+      </w:pPr>
+      <w:r>
         <w:t xml:space="preserve">Rappels automatiques</w:t>
       </w:r>
     </w:p>
@@ -1672,6 +1826,76 @@
       </w:r>
       <w:r>
         <w:t xml:space="preserve"> (facultatif) — il apparaît ensuite dans l'infobulle du badge et sur la feuille de pointage des Éditions, et il est conservé si le pointage est effacé puis remis.</w:t>
+      </w:r>
+    </w:p>
+    <w:p>
+      <w:pPr>
+        <w:pStyle w:val="ListParagraph"/>
+        <w:numPr>
+          <w:ilvl w:val="0"/>
+          <w:numId w:val="2"/>
+        </w:numPr>
+        <w:spacing w:after="80"/>
+      </w:pPr>
+      <w:r>
+        <w:rPr>
+          <w:b/>
+          <w:bCs/>
+        </w:rPr>
+        <w:t xml:space="preserve">Absence prévenue</w:t>
+      </w:r>
+      <w:r>
+        <w:t xml:space="preserve"> : un usager peut signaler à l'avance, depuis son agenda, qu'il sera absent à une séance (les gestionnaires du service en sont informés par e-mail). Un gestionnaire prévenu par un autre canal l'enregistre lui-même dans la </w:t>
+      </w:r>
+      <w:r>
+        <w:rPr>
+          <w:b/>
+          <w:bCs/>
+        </w:rPr>
+        <w:t xml:space="preserve">fiche de la réservation</w:t>
+      </w:r>
+      <w:r>
+        <w:t xml:space="preserve"> (case </w:t>
+      </w:r>
+      <w:r>
+        <w:rPr>
+          <w:b/>
+          <w:bCs/>
+        </w:rPr>
+        <w:t xml:space="preserve">« L'usager a prévenu le »</w:t>
+      </w:r>
+      <w:r>
+        <w:t xml:space="preserve"> suivie de la date à laquelle il a prévenu, puis un motif facultatif, sur toute séance non encore pointée, même passée). La séance porte alors un macaron </w:t>
+      </w:r>
+      <w:r>
+        <w:rPr>
+          <w:b/>
+          <w:bCs/>
+        </w:rPr>
+        <w:t xml:space="preserve">A</w:t>
+      </w:r>
+      <w:r>
+        <w:t xml:space="preserve"> orange et l'infobulle indique qui a prévenu et quand ; la réservation reste en place. En </w:t>
+      </w:r>
+      <w:r>
+        <w:rPr>
+          <w:b/>
+          <w:bCs/>
+        </w:rPr>
+        <w:t xml:space="preserve">mode pointage</w:t>
+      </w:r>
+      <w:r>
+        <w:t xml:space="preserve">, le premier clic sur une telle séance pose directement </w:t>
+      </w:r>
+      <w:r>
+        <w:rPr>
+          <w:b/>
+          <w:bCs/>
+        </w:rPr>
+        <w:t xml:space="preserve">Absent</w:t>
+      </w:r>
+      <w:r>
+        <w:t xml:space="preserve">.</w:t>
       </w:r>
     </w:p>
     <w:p>
@@ -1684,7 +1908,7 @@
         <w:ind w:left="240"/>
       </w:pPr>
       <w:r>
-        <w:t xml:space="preserve">Astuce : cliquez sur un créneau vide pour ajouter une réservation, ou glissez un bloc vers un autre créneau pour le déplacer.</w:t>
+        <w:t xml:space="preserve">💡 Astuce : cliquez sur un créneau vide pour ajouter une réservation, ou glissez une réservation vers un autre créneau pour la déplacer.</w:t>
       </w:r>
     </w:p>
     <w:p>
@@ -1851,7 +2075,7 @@
         <w:t xml:space="preserve">feuille de pointage</w:t>
       </w:r>
       <w:r>
-        <w:t xml:space="preserve"> (avec les motifs d'absence). Chaque écran s'imprime en </w:t>
+        <w:t xml:space="preserve"> (avec les motifs d'absence ; une absence signalée à l'avance apparaît comme « Absence prévenue », puis « Absent (prévenu) » une fois pointée). Chaque écran s'imprime en </w:t>
       </w:r>
       <w:r>
         <w:rPr>
@@ -1960,7 +2184,7 @@
         <w:t xml:space="preserve">compteurs</w:t>
       </w:r>
       <w:r>
-        <w:t xml:space="preserve"> (réservations, usagers distincts, en attente, enfants, accompagnants), le </w:t>
+        <w:t xml:space="preserve"> (réservations, usagers distincts, en attente, enfants, accompagnants, absences prévenues), le </w:t>
       </w:r>
       <w:r>
         <w:rPr>
@@ -1970,7 +2194,7 @@
         <w:t xml:space="preserve">suivi de présence</w:t>
       </w:r>
       <w:r>
-        <w:t xml:space="preserve"> sur les séances passées (prévu / réalisé, taux de présence et de réalisation) et des </w:t>
+        <w:t xml:space="preserve"> sur les séances passées (prévu / réalisé, taux de présence et de réalisation, absents prévenus ou non) et des </w:t>
       </w:r>
       <w:r>
         <w:rPr>
@@ -2608,7 +2832,7 @@
         <w:t xml:space="preserve">contenu</w:t>
       </w:r>
       <w:r>
-        <w:t xml:space="preserve"> de ses e-mails de réservation : réservation confirmée, demande enregistrée, réservation annulée, réservation non validée (refus) et rappel de réservation. Le bouton </w:t>
+        <w:t xml:space="preserve"> de ses e-mails de réservation : réservation confirmée, demande enregistrée, réservation annulée, réservation non validée (refus), rappel de réservation et absence prévenue. Le bouton </w:t>
       </w:r>
       <w:r>
         <w:rPr>
@@ -3625,6 +3849,46 @@
       </w:r>
       <w:r>
         <w:t xml:space="preserve"> — une réservation validée peut être verrouillée (selon le réglage du service), empêchant toute annulation ou déplacement côté usager.</w:t>
+      </w:r>
+    </w:p>
+    <w:p>
+      <w:pPr>
+        <w:pStyle w:val="ListParagraph"/>
+        <w:numPr>
+          <w:ilvl w:val="0"/>
+          <w:numId w:val="2"/>
+        </w:numPr>
+        <w:spacing w:after="80"/>
+      </w:pPr>
+      <w:r>
+        <w:rPr>
+          <w:b/>
+          <w:bCs/>
+        </w:rPr>
+        <w:t xml:space="preserve">Pointage / absence prévenue</w:t>
+      </w:r>
+      <w:r>
+        <w:t xml:space="preserve"> — le pointage constate la présence ou l'absence </w:t>
+      </w:r>
+      <w:r>
+        <w:rPr>
+          <w:b/>
+          <w:bCs/>
+        </w:rPr>
+        <w:t xml:space="preserve">après</w:t>
+      </w:r>
+      <w:r>
+        <w:t xml:space="preserve"> la séance ; l'absence prévenue est un signalement </w:t>
+      </w:r>
+      <w:r>
+        <w:rPr>
+          <w:b/>
+          <w:bCs/>
+        </w:rPr>
+        <w:t xml:space="preserve">à l'avance</w:t>
+      </w:r>
+      <w:r>
+        <w:t xml:space="preserve"> (usager ou gestionnaire) qui n'annule pas la réservation et pré-remplit le pointage « Absent ».</w:t>
       </w:r>
     </w:p>
     <w:p>

--- a/docs/Guide-utilisation.docx
+++ b/docs/Guide-utilisation.docx
@@ -1908,7 +1908,37 @@
         <w:ind w:left="240"/>
       </w:pPr>
       <w:r>
-        <w:t xml:space="preserve">💡 Astuce : cliquez sur un créneau vide pour ajouter une réservation, ou glissez une réservation vers un autre créneau pour la déplacer.</w:t>
+        <w:t xml:space="preserve">💡 Astuce : cliquez sur un créneau vide pour ajouter une réservation, ou glissez une réservation vers un autre créneau pour la déplacer. Pour la déposer dans une </w:t>
+      </w:r>
+      <w:r>
+        <w:rPr>
+          <w:b/>
+          <w:bCs/>
+        </w:rPr>
+        <w:t xml:space="preserve">autre semaine</w:t>
+      </w:r>
+      <w:r>
+        <w:t xml:space="preserve">, survolez la flèche ◂ ou ▸, ou le </w:t>
+      </w:r>
+      <w:r>
+        <w:rPr>
+          <w:b/>
+          <w:bCs/>
+        </w:rPr>
+        <w:t xml:space="preserve">bord gauche ou droit</w:t>
+      </w:r>
+      <w:r>
+        <w:t xml:space="preserve"> de la grille, pendant le glisser : l'agenda change de semaine, puis déposez la réservation. Survoler un </w:t>
+      </w:r>
+      <w:r>
+        <w:rPr>
+          <w:b/>
+          <w:bCs/>
+        </w:rPr>
+        <w:t xml:space="preserve">onglet de période</w:t>
+      </w:r>
+      <w:r>
+        <w:t xml:space="preserve"> bascule de même sur cette période.</w:t>
       </w:r>
     </w:p>
     <w:p>

--- a/docs/Guide-utilisation.docx
+++ b/docs/Guide-utilisation.docx
@@ -1315,7 +1315,17 @@
         <w:t xml:space="preserve">une séance</w:t>
       </w:r>
       <w:r>
-        <w:t xml:space="preserve"> sans vouloir annuler toute votre réservation ? Prévenez le service depuis l'agenda :</w:t>
+        <w:t xml:space="preserve"> sans vouloir annuler toute votre réservation ? Si le service a activé les </w:t>
+      </w:r>
+      <w:r>
+        <w:rPr>
+          <w:b/>
+          <w:bCs/>
+        </w:rPr>
+        <w:t xml:space="preserve">absences prévenues</w:t>
+      </w:r>
+      <w:r>
+        <w:t xml:space="preserve">, prévenez-le depuis l'agenda :</w:t>
       </w:r>
     </w:p>
     <w:p>
@@ -1765,7 +1775,7 @@
         <w:t xml:space="preserve">Gérer les réservations</w:t>
       </w:r>
       <w:r>
-        <w:t xml:space="preserve"> : ajouter, modifier, annuler ou valider une réservation pour un usager.</w:t>
+        <w:t xml:space="preserve"> : ajouter, modifier, annuler ou valider une réservation pour un usager. L'e-mail de validation ou de remise en attente part après un court délai de regroupement (réglé par l'administrateur) : en cas d'hésitation, seul l'état final est notifié.</w:t>
       </w:r>
     </w:p>
     <w:p>
@@ -1845,7 +1855,7 @@
         <w:t xml:space="preserve">Absence prévenue</w:t>
       </w:r>
       <w:r>
-        <w:t xml:space="preserve"> : un usager peut signaler à l'avance, depuis son agenda, qu'il sera absent à une séance (les gestionnaires du service en sont informés par e-mail). Un gestionnaire prévenu par un autre canal l'enregistre lui-même dans la </w:t>
+        <w:t xml:space="preserve"> (si activée dans Paramètres › Configuration) : un usager peut signaler à l'avance, depuis son agenda, qu'il sera absent à une séance (les gestionnaires du service en sont informés par e-mail). Un gestionnaire prévenu par un autre canal l'enregistre lui-même dans la </w:t>
       </w:r>
       <w:r>
         <w:rPr>
@@ -2713,7 +2723,17 @@
         <w:t xml:space="preserve">prise en compte des accompagnants</w:t>
       </w:r>
       <w:r>
-        <w:t xml:space="preserve"> dans la jauge et </w:t>
+        <w:t xml:space="preserve"> dans la jauge, </w:t>
+      </w:r>
+      <w:r>
+        <w:rPr>
+          <w:b/>
+          <w:bCs/>
+        </w:rPr>
+        <w:t xml:space="preserve">absences prévenues</w:t>
+      </w:r>
+      <w:r>
+        <w:t xml:space="preserve"> (l'usager peut signaler depuis son agenda qu'il sera absent à une séance, le gestionnaire l'enregistrer dans la fiche de réservation ; désactivé par défaut) et </w:t>
       </w:r>
       <w:r>
         <w:rPr>
@@ -3411,7 +3431,27 @@
         <w:t xml:space="preserve">activation de l'envoi</w:t>
       </w:r>
       <w:r>
-        <w:t xml:space="preserve">.</w:t>
+        <w:t xml:space="preserve">. En dessous, le </w:t>
+      </w:r>
+      <w:r>
+        <w:rPr>
+          <w:b/>
+          <w:bCs/>
+        </w:rPr>
+        <w:t xml:space="preserve">délai de regroupement des notifications de validation</w:t>
+      </w:r>
+      <w:r>
+        <w:t xml:space="preserve"> (5 minutes par défaut) : quand un gestionnaire valide ou remet en attente une réservation, l'e-mail part après ce délai et ne reflète que l'</w:t>
+      </w:r>
+      <w:r>
+        <w:rPr>
+          <w:b/>
+          <w:bCs/>
+        </w:rPr>
+        <w:t xml:space="preserve">état final</w:t>
+      </w:r>
+      <w:r>
+        <w:t xml:space="preserve"> — une hésitation (validé, dévalidé, validé…) ne produit qu'un e-mail au plus, ou aucun si l'état revient à celui que l'usager connaissait. 0 = envoi immédiat à chaque clic.</w:t>
       </w:r>
     </w:p>
     <w:p>

--- a/docs/Guide-utilisation.docx
+++ b/docs/Guide-utilisation.docx
@@ -1461,7 +1461,7 @@
         <w:spacing w:after="160" w:before="240"/>
       </w:pPr>
       <w:r>
-        <w:t xml:space="preserve">Règles appliquées automatiquement</w:t>
+        <w:t xml:space="preserve">Liste d'attente</w:t>
       </w:r>
     </w:p>
     <w:p>
@@ -1469,132 +1469,87 @@
         <w:spacing w:after="160"/>
       </w:pPr>
       <w:r>
-        <w:t xml:space="preserve">Lors d'une réservation, l'application vérifie automatiquement :</w:t>
-      </w:r>
-    </w:p>
-    <w:p>
-      <w:pPr>
-        <w:pStyle w:val="ListParagraph"/>
-        <w:numPr>
-          <w:ilvl w:val="0"/>
-          <w:numId w:val="2"/>
-        </w:numPr>
-        <w:spacing w:after="80"/>
-      </w:pPr>
-      <w:r>
-        <w:t xml:space="preserve">la </w:t>
-      </w:r>
-      <w:r>
-        <w:rPr>
-          <w:b/>
-          <w:bCs/>
-        </w:rPr>
-        <w:t xml:space="preserve">capacité</w:t>
-      </w:r>
-      <w:r>
-        <w:t xml:space="preserve"> du créneau (selon que les accompagnants comptent ou non dans la jauge) ;</w:t>
-      </w:r>
-    </w:p>
-    <w:p>
-      <w:pPr>
-        <w:pStyle w:val="ListParagraph"/>
-        <w:numPr>
-          <w:ilvl w:val="0"/>
-          <w:numId w:val="2"/>
-        </w:numPr>
-        <w:spacing w:after="80"/>
-      </w:pPr>
-      <w:r>
-        <w:t xml:space="preserve">votre </w:t>
-      </w:r>
-      <w:r>
-        <w:rPr>
-          <w:b/>
-          <w:bCs/>
-        </w:rPr>
-        <w:t xml:space="preserve">droit d'accès</w:t>
-      </w:r>
-      <w:r>
-        <w:t xml:space="preserve"> au service, selon votre demandeur ;</w:t>
-      </w:r>
-    </w:p>
-    <w:p>
-      <w:pPr>
-        <w:pStyle w:val="ListParagraph"/>
-        <w:numPr>
-          <w:ilvl w:val="0"/>
-          <w:numId w:val="2"/>
-        </w:numPr>
-        <w:spacing w:after="80"/>
-      </w:pPr>
-      <w:r>
-        <w:t xml:space="preserve">le </w:t>
-      </w:r>
-      <w:r>
-        <w:rPr>
-          <w:b/>
-          <w:bCs/>
-        </w:rPr>
-        <w:t xml:space="preserve">nombre maximum de réservations</w:t>
-      </w:r>
-      <w:r>
-        <w:t xml:space="preserve"> autorisé (par service et par période) ;</w:t>
-      </w:r>
-    </w:p>
-    <w:p>
-      <w:pPr>
-        <w:pStyle w:val="ListParagraph"/>
-        <w:numPr>
-          <w:ilvl w:val="0"/>
-          <w:numId w:val="2"/>
-        </w:numPr>
-        <w:spacing w:after="80"/>
-      </w:pPr>
-      <w:r>
-        <w:t xml:space="preserve">les </w:t>
-      </w:r>
-      <w:r>
-        <w:rPr>
-          <w:b/>
-          <w:bCs/>
-        </w:rPr>
-        <w:t xml:space="preserve">jours de fermeture</w:t>
-      </w:r>
-      <w:r>
-        <w:t xml:space="preserve"> : un créneau en période de vacances scolaires n'est réservable que si le service </w:t>
-      </w:r>
-      <w:r>
-        <w:rPr>
-          <w:b/>
-          <w:bCs/>
-        </w:rPr>
-        <w:t xml:space="preserve">et</w:t>
-      </w:r>
-      <w:r>
-        <w:t xml:space="preserve"> le demandeur sont ouverts ce jour-là ;</w:t>
-      </w:r>
-    </w:p>
-    <w:p>
-      <w:pPr>
-        <w:pStyle w:val="ListParagraph"/>
-        <w:numPr>
-          <w:ilvl w:val="0"/>
-          <w:numId w:val="2"/>
-        </w:numPr>
-        <w:spacing w:after="80"/>
-      </w:pPr>
-      <w:r>
-        <w:t xml:space="preserve">le </w:t>
-      </w:r>
-      <w:r>
-        <w:rPr>
-          <w:b/>
-          <w:bCs/>
-        </w:rPr>
-        <w:t xml:space="preserve">délai de réservation</w:t>
-      </w:r>
-      <w:r>
-        <w:t xml:space="preserve"> : les créneaux trop proches dans le temps ne sont pas réservables.</w:t>
+        <w:t xml:space="preserve">Tout est complet ? Si le service a activé la </w:t>
+      </w:r>
+      <w:r>
+        <w:rPr>
+          <w:b/>
+          <w:bCs/>
+        </w:rPr>
+        <w:t xml:space="preserve">liste d'attente</w:t>
+      </w:r>
+      <w:r>
+        <w:t xml:space="preserve">, le bouton </w:t>
+      </w:r>
+      <w:r>
+        <w:rPr>
+          <w:b/>
+          <w:bCs/>
+        </w:rPr>
+        <w:t xml:space="preserve">« Liste d'attente »</w:t>
+      </w:r>
+      <w:r>
+        <w:t xml:space="preserve">, à droite des onglets de période, ouvre une fenêtre où vous indiquez vos </w:t>
+      </w:r>
+      <w:r>
+        <w:rPr>
+          <w:b/>
+          <w:bCs/>
+        </w:rPr>
+        <w:t xml:space="preserve">disponibilités par demi-journée</w:t>
+      </w:r>
+      <w:r>
+        <w:t xml:space="preserve"> (matin / après-midi, sur les jours d'ouverture du service). Vous serez </w:t>
+      </w:r>
+      <w:r>
+        <w:rPr>
+          <w:b/>
+          <w:bCs/>
+        </w:rPr>
+        <w:t xml:space="preserve">prévenu par e-mail</w:t>
+      </w:r>
+      <w:r>
+        <w:t xml:space="preserve"> dès que des créneaux correspondant à vos disponibilités se libéreront, dans l'ordre d'inscription. Cochez </w:t>
+      </w:r>
+      <w:r>
+        <w:rPr>
+          <w:b/>
+          <w:bCs/>
+        </w:rPr>
+        <w:t xml:space="preserve">« M'inscrire automatiquement dès qu'un créneau se libère »</w:t>
+      </w:r>
+      <w:r>
+        <w:t xml:space="preserve"> pour que la réservation soit faite en votre nom, avec les participants de votre fiche : vous en êtes informé par e-mail et retiré de la liste. Validez avec </w:t>
+      </w:r>
+      <w:r>
+        <w:rPr>
+          <w:b/>
+          <w:bCs/>
+        </w:rPr>
+        <w:t xml:space="preserve">« S'inscrire sur la liste d'attente »</w:t>
+      </w:r>
+      <w:r>
+        <w:t xml:space="preserve"> ; une fois inscrit, le même bouton permet de </w:t>
+      </w:r>
+      <w:r>
+        <w:rPr>
+          <w:b/>
+          <w:bCs/>
+        </w:rPr>
+        <w:t xml:space="preserve">mettre à jour</w:t>
+      </w:r>
+      <w:r>
+        <w:t xml:space="preserve"> vos disponibilités ou de vous </w:t>
+      </w:r>
+      <w:r>
+        <w:rPr>
+          <w:b/>
+          <w:bCs/>
+        </w:rPr>
+        <w:t xml:space="preserve">retirer de la liste</w:t>
+      </w:r>
+      <w:r>
+        <w:t xml:space="preserve">.</w:t>
       </w:r>
     </w:p>
     <w:p>
@@ -1603,6 +1558,148 @@
         <w:spacing w:after="160" w:before="240"/>
       </w:pPr>
       <w:r>
+        <w:t xml:space="preserve">Règles appliquées automatiquement</w:t>
+      </w:r>
+    </w:p>
+    <w:p>
+      <w:pPr>
+        <w:spacing w:after="160"/>
+      </w:pPr>
+      <w:r>
+        <w:t xml:space="preserve">Lors d'une réservation, l'application vérifie automatiquement :</w:t>
+      </w:r>
+    </w:p>
+    <w:p>
+      <w:pPr>
+        <w:pStyle w:val="ListParagraph"/>
+        <w:numPr>
+          <w:ilvl w:val="0"/>
+          <w:numId w:val="2"/>
+        </w:numPr>
+        <w:spacing w:after="80"/>
+      </w:pPr>
+      <w:r>
+        <w:t xml:space="preserve">la </w:t>
+      </w:r>
+      <w:r>
+        <w:rPr>
+          <w:b/>
+          <w:bCs/>
+        </w:rPr>
+        <w:t xml:space="preserve">capacité</w:t>
+      </w:r>
+      <w:r>
+        <w:t xml:space="preserve"> du créneau (selon que les accompagnants comptent ou non dans la jauge) ;</w:t>
+      </w:r>
+    </w:p>
+    <w:p>
+      <w:pPr>
+        <w:pStyle w:val="ListParagraph"/>
+        <w:numPr>
+          <w:ilvl w:val="0"/>
+          <w:numId w:val="2"/>
+        </w:numPr>
+        <w:spacing w:after="80"/>
+      </w:pPr>
+      <w:r>
+        <w:t xml:space="preserve">votre </w:t>
+      </w:r>
+      <w:r>
+        <w:rPr>
+          <w:b/>
+          <w:bCs/>
+        </w:rPr>
+        <w:t xml:space="preserve">droit d'accès</w:t>
+      </w:r>
+      <w:r>
+        <w:t xml:space="preserve"> au service, selon votre demandeur ;</w:t>
+      </w:r>
+    </w:p>
+    <w:p>
+      <w:pPr>
+        <w:pStyle w:val="ListParagraph"/>
+        <w:numPr>
+          <w:ilvl w:val="0"/>
+          <w:numId w:val="2"/>
+        </w:numPr>
+        <w:spacing w:after="80"/>
+      </w:pPr>
+      <w:r>
+        <w:t xml:space="preserve">le </w:t>
+      </w:r>
+      <w:r>
+        <w:rPr>
+          <w:b/>
+          <w:bCs/>
+        </w:rPr>
+        <w:t xml:space="preserve">nombre maximum de réservations</w:t>
+      </w:r>
+      <w:r>
+        <w:t xml:space="preserve"> autorisé (par service et par période) ;</w:t>
+      </w:r>
+    </w:p>
+    <w:p>
+      <w:pPr>
+        <w:pStyle w:val="ListParagraph"/>
+        <w:numPr>
+          <w:ilvl w:val="0"/>
+          <w:numId w:val="2"/>
+        </w:numPr>
+        <w:spacing w:after="80"/>
+      </w:pPr>
+      <w:r>
+        <w:t xml:space="preserve">les </w:t>
+      </w:r>
+      <w:r>
+        <w:rPr>
+          <w:b/>
+          <w:bCs/>
+        </w:rPr>
+        <w:t xml:space="preserve">jours de fermeture</w:t>
+      </w:r>
+      <w:r>
+        <w:t xml:space="preserve"> : un créneau en période de vacances scolaires n'est réservable que si le service </w:t>
+      </w:r>
+      <w:r>
+        <w:rPr>
+          <w:b/>
+          <w:bCs/>
+        </w:rPr>
+        <w:t xml:space="preserve">et</w:t>
+      </w:r>
+      <w:r>
+        <w:t xml:space="preserve"> le demandeur sont ouverts ce jour-là ;</w:t>
+      </w:r>
+    </w:p>
+    <w:p>
+      <w:pPr>
+        <w:pStyle w:val="ListParagraph"/>
+        <w:numPr>
+          <w:ilvl w:val="0"/>
+          <w:numId w:val="2"/>
+        </w:numPr>
+        <w:spacing w:after="80"/>
+      </w:pPr>
+      <w:r>
+        <w:t xml:space="preserve">le </w:t>
+      </w:r>
+      <w:r>
+        <w:rPr>
+          <w:b/>
+          <w:bCs/>
+        </w:rPr>
+        <w:t xml:space="preserve">délai de réservation</w:t>
+      </w:r>
+      <w:r>
+        <w:t xml:space="preserve"> : les créneaux trop proches dans le temps ne sont pas réservables.</w:t>
+      </w:r>
+    </w:p>
+    <w:p>
+      <w:pPr>
+        <w:pStyle w:val="Heading2"/>
+        <w:spacing w:after="160" w:before="240"/>
+      </w:pPr>
+      <w:r>
         <w:t xml:space="preserve">Rappels automatiques</w:t>
       </w:r>
     </w:p>
@@ -1906,6 +2003,36 @@
       </w:r>
       <w:r>
         <w:t xml:space="preserve">.</w:t>
+      </w:r>
+    </w:p>
+    <w:p>
+      <w:pPr>
+        <w:pStyle w:val="ListParagraph"/>
+        <w:numPr>
+          <w:ilvl w:val="0"/>
+          <w:numId w:val="2"/>
+        </w:numPr>
+        <w:spacing w:after="80"/>
+      </w:pPr>
+      <w:r>
+        <w:rPr>
+          <w:b/>
+          <w:bCs/>
+        </w:rPr>
+        <w:t xml:space="preserve">Liste d'attente</w:t>
+      </w:r>
+      <w:r>
+        <w:t xml:space="preserve"> (si activée dans Paramètres › Configuration) : le bouton </w:t>
+      </w:r>
+      <w:r>
+        <w:rPr>
+          <w:b/>
+          <w:bCs/>
+        </w:rPr>
+        <w:t xml:space="preserve">« Liste d'attente »</w:t>
+      </w:r>
+      <w:r>
+        <w:t xml:space="preserve"> de la barre d'options, avec le nombre d'inscrits, ouvre la liste des usagers inscrits, dans l'ordre d'inscription, avec leurs disponibilités et leur choix d'inscription automatique ; un bouton permet de retirer une inscription. La tâche planifiée « Liste d'attente » prévient ou inscrit les usagers dès qu'un créneau réservable se libère.</w:t>
       </w:r>
     </w:p>
     <w:p>
@@ -1918,7 +2045,7 @@
         <w:ind w:left="240"/>
       </w:pPr>
       <w:r>
-        <w:t xml:space="preserve">💡 Astuce : cliquez sur un créneau vide pour ajouter une réservation, ou glissez une réservation vers un autre créneau pour la déplacer. Pour la déposer dans une </w:t>
+        <w:t xml:space="preserve">💡 Cliquez sur un créneau vide pour ajouter une réservation, ou glissez une réservation vers un autre créneau pour la déplacer. Pour la déposer dans une </w:t>
       </w:r>
       <w:r>
         <w:rPr>
@@ -2733,7 +2860,17 @@
         <w:t xml:space="preserve">absences prévenues</w:t>
       </w:r>
       <w:r>
-        <w:t xml:space="preserve"> (l'usager peut signaler depuis son agenda qu'il sera absent à une séance, le gestionnaire l'enregistrer dans la fiche de réservation ; désactivé par défaut) et </w:t>
+        <w:t xml:space="preserve"> (l'usager peut signaler depuis son agenda qu'il sera absent à une séance, le gestionnaire l'enregistrer dans la fiche de réservation ; désactivé par défaut), </w:t>
+      </w:r>
+      <w:r>
+        <w:rPr>
+          <w:b/>
+          <w:bCs/>
+        </w:rPr>
+        <w:t xml:space="preserve">liste d'attente</w:t>
+      </w:r>
+      <w:r>
+        <w:t xml:space="preserve"> (l'usager dépose ses disponibilités par demi-journée et est prévenu par e-mail, ou inscrit automatiquement, dès qu'un créneau se libère ; désactivé par défaut) et </w:t>
       </w:r>
       <w:r>
         <w:rPr>
@@ -2882,7 +3019,7 @@
         <w:t xml:space="preserve">contenu</w:t>
       </w:r>
       <w:r>
-        <w:t xml:space="preserve"> de ses e-mails de réservation : réservation confirmée, demande enregistrée, réservation annulée, réservation non validée (refus), rappel de réservation et absence prévenue. Le bouton </w:t>
+        <w:t xml:space="preserve"> de ses e-mails de réservation : réservation confirmée, demande enregistrée, réservation annulée, réservation non validée (refus), rappel de réservation, absence prévenue et liste d'attente (inscription, créneaux libérés, inscription automatique). Le bouton </w:t>
       </w:r>
       <w:r>
         <w:rPr>
@@ -4056,6 +4193,46 @@
       </w:r>
       <w:r>
         <w:t xml:space="preserve"> envoyés aux usagers (J-7 et J-1).</w:t>
+      </w:r>
+    </w:p>
+    <w:p>
+      <w:pPr>
+        <w:pStyle w:val="ListParagraph"/>
+        <w:numPr>
+          <w:ilvl w:val="0"/>
+          <w:numId w:val="2"/>
+        </w:numPr>
+        <w:spacing w:after="80"/>
+      </w:pPr>
+      <w:r>
+        <w:rPr>
+          <w:b/>
+          <w:bCs/>
+        </w:rPr>
+        <w:t xml:space="preserve">Notifications de validation</w:t>
+      </w:r>
+      <w:r>
+        <w:t xml:space="preserve"> regroupées : l'e-mail de validation ou de remise en attente part après le délai réglé dans Échanges et ne reflète que l'état final.</w:t>
+      </w:r>
+    </w:p>
+    <w:p>
+      <w:pPr>
+        <w:pStyle w:val="ListParagraph"/>
+        <w:numPr>
+          <w:ilvl w:val="0"/>
+          <w:numId w:val="2"/>
+        </w:numPr>
+        <w:spacing w:after="80"/>
+      </w:pPr>
+      <w:r>
+        <w:rPr>
+          <w:b/>
+          <w:bCs/>
+        </w:rPr>
+        <w:t xml:space="preserve">Liste d'attente</w:t>
+      </w:r>
+      <w:r>
+        <w:t xml:space="preserve"> : toutes les 5 minutes, pour chaque inscrit et dans l'ordre d'inscription, recherche des créneaux réservables correspondant à ses disponibilités — inscription automatique si demandée, sinon e-mail « créneaux libérés » (nouveautés seulement).</w:t>
       </w:r>
     </w:p>
     <w:p>

--- a/docs/Guide-utilisation.docx
+++ b/docs/Guide-utilisation.docx
@@ -1516,7 +1516,7 @@
           <w:b/>
           <w:bCs/>
         </w:rPr>
-        <w:t xml:space="preserve">« M'inscrire automatiquement dès qu'un créneau se libère »</w:t>
+        <w:t xml:space="preserve">« Réservation automatique dès qu'un créneau se libère »</w:t>
       </w:r>
       <w:r>
         <w:t xml:space="preserve"> pour que la réservation soit faite en votre nom, avec les participants de votre fiche : vous en êtes informé par e-mail et retiré de la liste. Validez avec </w:t>

--- a/docs/Guide-utilisation.docx
+++ b/docs/Guide-utilisation.docx
@@ -743,7 +743,7 @@
         <w:t xml:space="preserve">Mon profil</w:t>
       </w:r>
       <w:r>
-        <w:t xml:space="preserve"> — nom, prénom, e-mail, téléphone.</w:t>
+        <w:t xml:space="preserve"> — nom, prénom, téléphone, nombre d'enfants et d'accompagnants, catégorie et structure (un seul bouton « Enregistrer » ; catégorie et structure restent modifiables tant que vous n'avez aucune réservation sur l'exercice en cours).</w:t>
       </w:r>
     </w:p>
     <w:p>
@@ -2860,7 +2860,7 @@
         <w:t xml:space="preserve">absences prévenues</w:t>
       </w:r>
       <w:r>
-        <w:t xml:space="preserve"> (l'usager peut signaler depuis son agenda qu'il sera absent à une séance, le gestionnaire l'enregistrer dans la fiche de réservation ; désactivé par défaut), </w:t>
+        <w:t xml:space="preserve"> (l'usager peut signaler depuis son agenda qu'il sera absent à une séance, le gestionnaire l'enregistrer dans la fiche de réservation ; activé par défaut), </w:t>
       </w:r>
       <w:r>
         <w:rPr>
@@ -2870,7 +2870,7 @@
         <w:t xml:space="preserve">liste d'attente</w:t>
       </w:r>
       <w:r>
-        <w:t xml:space="preserve"> (l'usager dépose ses disponibilités par demi-journée et est prévenu par e-mail, ou inscrit automatiquement, dès qu'un créneau se libère ; désactivé par défaut) et </w:t>
+        <w:t xml:space="preserve"> (l'usager dépose ses disponibilités par demi-journée et est prévenu par e-mail, ou inscrit automatiquement, dès qu'un créneau se libère ; activé par défaut) et </w:t>
       </w:r>
       <w:r>
         <w:rPr>

--- a/docs/Guide-utilisation.docx
+++ b/docs/Guide-utilisation.docx
@@ -987,7 +987,7 @@
           <w:b/>
           <w:bCs/>
         </w:rPr>
-        <w:t xml:space="preserve">menu de gauche</w:t>
+        <w:t xml:space="preserve">panneau de gauche</w:t>
       </w:r>
       <w:r>
         <w:t xml:space="preserve"> pour ouvrir son agenda. La vue présente une semaine type avec les créneaux disponibles.</w:t>

--- a/docs/Guide-utilisation.docx
+++ b/docs/Guide-utilisation.docx
@@ -1469,7 +1469,7 @@
         <w:spacing w:after="160"/>
       </w:pPr>
       <w:r>
-        <w:t xml:space="preserve">Tout est complet ? Si le service a activé la </w:t>
+        <w:t xml:space="preserve">Plus de place ? Si le service a activé la </w:t>
       </w:r>
       <w:r>
         <w:rPr>

--- a/docs/Guide-utilisation.docx
+++ b/docs/Guide-utilisation.docx
@@ -1499,7 +1499,17 @@
         <w:t xml:space="preserve">disponibilités par demi-journée</w:t>
       </w:r>
       <w:r>
-        <w:t xml:space="preserve"> (matin / après-midi, sur les jours d'ouverture du service). Vous serez </w:t>
+        <w:t xml:space="preserve"> (matin / après-midi, sur les jours d'ouverture du service) et, si le service compte plusieurs périodes, les </w:t>
+      </w:r>
+      <w:r>
+        <w:rPr>
+          <w:b/>
+          <w:bCs/>
+        </w:rPr>
+        <w:t xml:space="preserve">périodes souhaitées</w:t>
+      </w:r>
+      <w:r>
+        <w:t xml:space="preserve"> (toutes par défaut). Vous serez </w:t>
       </w:r>
       <w:r>
         <w:rPr>
@@ -1549,7 +1559,7 @@
         <w:t xml:space="preserve">retirer de la liste</w:t>
       </w:r>
       <w:r>
-        <w:t xml:space="preserve">.</w:t>
+        <w:t xml:space="preserve">. Si vous avez déjà atteint votre maximum de réservations (pour l'année, ou sur chaque période), vous ne pouvez pas vous inscrire sur la liste d'attente de ce service.</w:t>
       </w:r>
     </w:p>
     <w:p>
@@ -2032,7 +2042,17 @@
         <w:t xml:space="preserve">« Liste d'attente »</w:t>
       </w:r>
       <w:r>
-        <w:t xml:space="preserve"> de la barre d'options, avec le nombre d'inscrits, ouvre la liste des usagers inscrits, dans l'ordre d'inscription, avec leurs disponibilités et leur choix d'inscription automatique ; un bouton permet de retirer une inscription. La tâche planifiée « Liste d'attente » prévient ou inscrit les usagers dès qu'un créneau réservable se libère.</w:t>
+        <w:t xml:space="preserve"> de la barre d'options, avec le nombre d'inscrits, ouvre la liste des usagers inscrits, dans l'ordre d'inscription, avec leurs disponibilités, leurs périodes souhaitées et leur choix d'inscription automatique ; un bouton permet de retirer une inscription. La tâche planifiée « Liste d'attente » prévient ou inscrit les usagers dès qu'un créneau réservable se libère. Chaque inscription terminée (inscrit automatiquement, a réservé lui-même, retiré sans place, retiré par le service) est conservée dans un historique qui alimente les </w:t>
+      </w:r>
+      <w:r>
+        <w:rPr>
+          <w:b/>
+          <w:bCs/>
+        </w:rPr>
+        <w:t xml:space="preserve">Statistiques</w:t>
+      </w:r>
+      <w:r>
+        <w:t xml:space="preserve">.</w:t>
       </w:r>
     </w:p>
     <w:p>
@@ -2386,6 +2406,64 @@
     </w:p>
     <w:p>
       <w:pPr>
+        <w:spacing w:after="160"/>
+      </w:pPr>
+      <w:r>
+        <w:t xml:space="preserve">Si le service utilise la </w:t>
+      </w:r>
+      <w:r>
+        <w:rPr>
+          <w:b/>
+          <w:bCs/>
+        </w:rPr>
+        <w:t xml:space="preserve">liste d'attente</w:t>
+      </w:r>
+      <w:r>
+        <w:t xml:space="preserve">, le tableau de bord montre aussi qui n'a </w:t>
+      </w:r>
+      <w:r>
+        <w:rPr>
+          <w:b/>
+          <w:bCs/>
+        </w:rPr>
+        <w:t xml:space="preserve">pas trouvé de place</w:t>
+      </w:r>
+      <w:r>
+        <w:t xml:space="preserve"> : compteurs « Sans place trouvée » (inscriptions retirées sans réservation), « Placés depuis la liste » (inscription automatique ou réservation faite ensuite par l'usager, avec le délai moyen) et « En attente aujourd'hui », un anneau </w:t>
+      </w:r>
+      <w:r>
+        <w:rPr>
+          <w:b/>
+          <w:bCs/>
+        </w:rPr>
+        <w:t xml:space="preserve">« Issue des inscriptions »</w:t>
+      </w:r>
+      <w:r>
+        <w:t xml:space="preserve">, la répartition des sans-place </w:t>
+      </w:r>
+      <w:r>
+        <w:rPr>
+          <w:b/>
+          <w:bCs/>
+        </w:rPr>
+        <w:t xml:space="preserve">par catégorie et par structure</w:t>
+      </w:r>
+      <w:r>
+        <w:t xml:space="preserve"> et les </w:t>
+      </w:r>
+      <w:r>
+        <w:rPr>
+          <w:b/>
+          <w:bCs/>
+        </w:rPr>
+        <w:t xml:space="preserve">inscriptions par mois</w:t>
+      </w:r>
+      <w:r>
+        <w:t xml:space="preserve">. Le filtre de dates s'applique à la date d'inscription.</w:t>
+      </w:r>
+    </w:p>
+    <w:p>
+      <w:pPr>
         <w:spacing w:after="60" w:before="120"/>
         <w:jc w:val="center"/>
       </w:pPr>
@@ -4232,7 +4310,7 @@
         <w:t xml:space="preserve">Liste d'attente</w:t>
       </w:r>
       <w:r>
-        <w:t xml:space="preserve"> : toutes les 5 minutes, pour chaque inscrit et dans l'ordre d'inscription, recherche des créneaux réservables correspondant à ses disponibilités — inscription automatique si demandée, sinon e-mail « créneaux libérés » (nouveautés seulement).</w:t>
+        <w:t xml:space="preserve"> : toutes les 5 minutes, pour chaque inscrit et dans l'ordre d'inscription, recherche des créneaux réservables correspondant à ses disponibilités et périodes — inscription automatique si demandée, sinon e-mail « créneaux libérés » (nouveautés seulement).</w:t>
       </w:r>
     </w:p>
     <w:p>

--- a/docs/Guide-utilisation.docx
+++ b/docs/Guide-utilisation.docx
@@ -1962,7 +1962,7 @@
         <w:t xml:space="preserve">Absence prévenue</w:t>
       </w:r>
       <w:r>
-        <w:t xml:space="preserve"> (si activée dans Paramètres › Configuration) : un usager peut signaler à l'avance, depuis son agenda, qu'il sera absent à une séance (les gestionnaires du service en sont informés par e-mail). Un gestionnaire prévenu par un autre canal l'enregistre lui-même dans la </w:t>
+        <w:t xml:space="preserve"> (si activée dans Paramètres › Configuration) : un usager peut signaler à l'avance, depuis son agenda, qu'il sera absent à une séance (le service en est informé par e-mail : à son e-mail de contact s'il est renseigné, sinon à ses gestionnaires). Un gestionnaire prévenu par un autre canal l'enregistre lui-même dans la </w:t>
       </w:r>
       <w:r>
         <w:rPr>
@@ -3408,7 +3408,7 @@
         <w:t xml:space="preserve">maisondesarts@chatillon92.fr</w:t>
       </w:r>
       <w:r>
-        <w:t xml:space="preserve">) proposé aux usagers quand plus aucune place n'est disponible.</w:t>
+        <w:t xml:space="preserve">) proposé aux usagers quand plus aucune place n'est disponible ; s'il est renseigné, c'est aussi lui qui reçoit les e-mails adressés au service (absences prévenues, récapitulatifs de réservations, déclencheurs réglés sur « gestionnaires ») à la place des comptes gestionnaire rattachés.</w:t>
       </w:r>
     </w:p>
     <w:p>
@@ -4250,7 +4250,7 @@
         <w:t xml:space="preserve">Validation automatique</w:t>
       </w:r>
       <w:r>
-        <w:t xml:space="preserve"> des réservations après un délai paramétré, avec récapitulatif envoyé aux gestionnaires.</w:t>
+        <w:t xml:space="preserve"> des réservations après un délai paramétré, avec récapitulatif envoyé au service (à son e-mail de contact s'il est renseigné, sinon à ses gestionnaires).</w:t>
       </w:r>
     </w:p>
     <w:p>

--- a/docs/Guide-utilisation.docx
+++ b/docs/Guide-utilisation.docx
@@ -1559,7 +1559,27 @@
         <w:t xml:space="preserve">retirer de la liste</w:t>
       </w:r>
       <w:r>
-        <w:t xml:space="preserve">. Si vous avez déjà atteint votre maximum de réservations (pour l'année, ou sur chaque période), vous ne pouvez pas vous inscrire sur la liste d'attente de ce service.</w:t>
+        <w:t xml:space="preserve">. Si vous avez déjà atteint votre maximum de réservations (pour l'année, ou sur chaque période), vous ne pouvez pas vous inscrire sur la liste d'attente de ce service. La liste vous est aussi proposée au bon moment : un clic sur un créneau </w:t>
+      </w:r>
+      <w:r>
+        <w:rPr>
+          <w:b/>
+          <w:bCs/>
+        </w:rPr>
+        <w:t xml:space="preserve">complet</w:t>
+      </w:r>
+      <w:r>
+        <w:t xml:space="preserve"> affiche un lien « s'inscrire sur la liste d'attente » (la demi-journée du créneau est précochée), la fenêtre </w:t>
+      </w:r>
+      <w:r>
+        <w:rPr>
+          <w:b/>
+          <w:bCs/>
+        </w:rPr>
+        <w:t xml:space="preserve">« Plus aucune place disponible »</w:t>
+      </w:r>
+      <w:r>
+        <w:t xml:space="preserve"> porte un bouton d'inscription, et les e-mails de refus ou de suppression par le service rappellent la liste d'attente.</w:t>
       </w:r>
     </w:p>
     <w:p>

--- a/docs/Guide-utilisation.docx
+++ b/docs/Guide-utilisation.docx
@@ -3507,7 +3507,17 @@
         <w:spacing w:after="160"/>
       </w:pPr>
       <w:r>
-        <w:t xml:space="preserve">La liste des utilisateurs permet de rechercher, filtrer et modifier les comptes : informations, </w:t>
+        <w:t xml:space="preserve">L'onglet a deux sous-onglets. </w:t>
+      </w:r>
+      <w:r>
+        <w:rPr>
+          <w:b/>
+          <w:bCs/>
+        </w:rPr>
+        <w:t xml:space="preserve">« Comptes »</w:t>
+      </w:r>
+      <w:r>
+        <w:t xml:space="preserve"> : la liste des utilisateurs permet de rechercher, filtrer et modifier les comptes : informations, </w:t>
       </w:r>
       <w:r>
         <w:rPr>
@@ -3518,6 +3528,31 @@
       </w:r>
       <w:r>
         <w:t xml:space="preserve"> (utilisateur, gestionnaire, administrateur), structure / service rattaché, services gérés et statut RGPD.</w:t>
+      </w:r>
+    </w:p>
+    <w:p>
+      <w:pPr>
+        <w:spacing w:after="160"/>
+      </w:pPr>
+      <w:r>
+        <w:rPr>
+          <w:b/>
+          <w:bCs/>
+        </w:rPr>
+        <w:t xml:space="preserve">« Connectés »</w:t>
+      </w:r>
+      <w:r>
+        <w:t xml:space="preserve"> liste les comptes dont une session est encore valide au sens de la déconnexion automatique (2 h sans action pour un usager, 15 min pour un gestionnaire ou un administrateur, plafond de 24 h ou 8 h), avec leur dernière action (pastille verte dans les 5 dernières minutes, orange au-delà), la date de connexion, les appareils et le nombre de sessions ; le tableau se rafraîchit toutes les 30 secondes. </w:t>
+      </w:r>
+      <w:r>
+        <w:rPr>
+          <w:b/>
+          <w:bCs/>
+        </w:rPr>
+        <w:t xml:space="preserve">« Déconnecter »</w:t>
+      </w:r>
+      <w:r>
+        <w:t xml:space="preserve"> révoque toutes les sessions d'un compte sur tous ses appareils (poste resté ouvert…) et laisse une trace dans le Journal. Aucune adresse IP n'est affichée.</w:t>
       </w:r>
     </w:p>
     <w:p>

--- a/docs/Guide-utilisation.docx
+++ b/docs/Guide-utilisation.docx
@@ -1559,7 +1559,27 @@
         <w:t xml:space="preserve">retirer de la liste</w:t>
       </w:r>
       <w:r>
-        <w:t xml:space="preserve">. Si vous avez déjà atteint votre maximum de réservations (pour l'année, ou sur chaque période), vous ne pouvez pas vous inscrire sur la liste d'attente de ce service. La liste vous est aussi proposée au bon moment : un clic sur un créneau </w:t>
+        <w:t xml:space="preserve">. Si vous avez déjà atteint votre maximum de réservations (pour l'année, ou sur chaque période), vous ne pouvez pas vous inscrire sur la liste d'attente de ce service. Votre inscription vaut </w:t>
+      </w:r>
+      <w:r>
+        <w:rPr>
+          <w:b/>
+          <w:bCs/>
+        </w:rPr>
+        <w:t xml:space="preserve">jusqu'à la fin de la dernière période souhaitée</w:t>
+      </w:r>
+      <w:r>
+        <w:t xml:space="preserve"> (l'échéance est rappelée dans la fenêtre) : passé ce terme, elle est close automatiquement et vous en êtes informé par e-mail. </w:t>
+      </w:r>
+      <w:r>
+        <w:rPr>
+          <w:b/>
+          <w:bCs/>
+        </w:rPr>
+        <w:t xml:space="preserve">Toute réservation obtenue</w:t>
+      </w:r>
+      <w:r>
+        <w:t xml:space="preserve"> sur le service — faite par vous, par un gestionnaire ou automatiquement — vous retire de la liste. La liste vous est aussi proposée au bon moment : un clic sur un créneau </w:t>
       </w:r>
       <w:r>
         <w:rPr>
@@ -2062,7 +2082,37 @@
         <w:t xml:space="preserve">« Liste d'attente »</w:t>
       </w:r>
       <w:r>
-        <w:t xml:space="preserve"> de la barre d'options, avec le nombre d'inscrits, ouvre la liste des usagers inscrits, dans l'ordre d'inscription, avec leurs disponibilités, leurs périodes souhaitées et leur choix d'inscription automatique ; un bouton permet de retirer une inscription. La tâche planifiée « Liste d'attente » prévient ou inscrit les usagers dès qu'un créneau réservable se libère. Chaque inscription terminée (inscrit automatiquement, a réservé lui-même, retiré sans place, retiré par le service) est conservée dans un historique qui alimente les </w:t>
+        <w:t xml:space="preserve"> de la barre d'options, avec le nombre d'inscrits, ouvre la liste des usagers inscrits, dans l'ordre d'inscription, avec leurs disponibilités, leurs périodes souhaitées, leur choix d'inscription automatique et l'</w:t>
+      </w:r>
+      <w:r>
+        <w:rPr>
+          <w:b/>
+          <w:bCs/>
+        </w:rPr>
+        <w:t xml:space="preserve">échéance</w:t>
+      </w:r>
+      <w:r>
+        <w:t xml:space="preserve"> de l'inscription (fin de la dernière période souhaitée) ; un bouton permet de retirer une inscription. La tâche planifiée « Liste d'attente » prévient ou inscrit les usagers dès qu'un créneau réservable se libère, et </w:t>
+      </w:r>
+      <w:r>
+        <w:rPr>
+          <w:b/>
+          <w:bCs/>
+        </w:rPr>
+        <w:t xml:space="preserve">clôt les inscriptions échues</w:t>
+      </w:r>
+      <w:r>
+        <w:t xml:space="preserve"> (périodes souhaitées terminées, e-mail à l'usager). </w:t>
+      </w:r>
+      <w:r>
+        <w:rPr>
+          <w:b/>
+          <w:bCs/>
+        </w:rPr>
+        <w:t xml:space="preserve">Toute réservation obtenue</w:t>
+      </w:r>
+      <w:r>
+        <w:t xml:space="preserve"> sur le service (par l'usager, par un gestionnaire ou automatiquement) retire l'usager de la liste. Chaque inscription close (inscrit automatiquement, a obtenu une réservation, périodes échues sans place, retiré par l'usager, retiré par le service) est conservée dans un historique qui alimente les </w:t>
       </w:r>
       <w:r>
         <w:rPr>
@@ -2307,6 +2357,74 @@
     </w:p>
     <w:p>
       <w:pPr>
+        <w:spacing w:after="160"/>
+      </w:pPr>
+      <w:r>
+        <w:t xml:space="preserve">Si le service utilise la </w:t>
+      </w:r>
+      <w:r>
+        <w:rPr>
+          <w:b/>
+          <w:bCs/>
+        </w:rPr>
+        <w:t xml:space="preserve">liste d'attente</w:t>
+      </w:r>
+      <w:r>
+        <w:t xml:space="preserve">, un second panneau propose cinq éditions (PDF et CSV) : la </w:t>
+      </w:r>
+      <w:r>
+        <w:rPr>
+          <w:b/>
+          <w:bCs/>
+        </w:rPr>
+        <w:t xml:space="preserve">liste d'attente en cours</w:t>
+      </w:r>
+      <w:r>
+        <w:t xml:space="preserve"> (les inscrits du jour dans l'ordre d'inscription, avec disponibilités, périodes souhaitées, réservation automatique, dates et échéance), la </w:t>
+      </w:r>
+      <w:r>
+        <w:rPr>
+          <w:b/>
+          <w:bCs/>
+        </w:rPr>
+        <w:t xml:space="preserve">demande par demi-journée</w:t>
+      </w:r>
+      <w:r>
+        <w:t xml:space="preserve"> (combien d'inscrits se sont déclarés disponibles chaque matin et après-midi, et sur chaque période : où ouvrir un créneau ferait le plus d'heureux), l'</w:t>
+      </w:r>
+      <w:r>
+        <w:rPr>
+          <w:b/>
+          <w:bCs/>
+        </w:rPr>
+        <w:t xml:space="preserve">historique de la liste d'attente</w:t>
+      </w:r>
+      <w:r>
+        <w:t xml:space="preserve"> (toutes les inscriptions closes de l'exercice, avec leur issue, le délai et la réservation obtenue — à lire en fin de période ou d'exercice), les </w:t>
+      </w:r>
+      <w:r>
+        <w:rPr>
+          <w:b/>
+          <w:bCs/>
+        </w:rPr>
+        <w:t xml:space="preserve">placements</w:t>
+      </w:r>
+      <w:r>
+        <w:t xml:space="preserve"> (les inscriptions ayant abouti à une réservation, automatique ou obtenue, avec le délai moyen ; si la réservation a été supprimée depuis, le créneau reste affiché avec la mention de la suppression et sa date : annulée par l'usager, supprimée par le service ou refusée (avec le nom du gestionnaire), ou retirée avec son créneau ou sa période) et les </w:t>
+      </w:r>
+      <w:r>
+        <w:rPr>
+          <w:b/>
+          <w:bCs/>
+        </w:rPr>
+        <w:t xml:space="preserve">adresses des inscrits</w:t>
+      </w:r>
+      <w:r>
+        <w:t xml:space="preserve"> (coordonnées du jour, avec les e-mails prêts à coller dans le champ « Cci » d'une messagerie). Les trois premières décrivent l'état du jour ; l'historique et les placements se lisent par exercice, à la date d'inscription.</w:t>
+      </w:r>
+    </w:p>
+    <w:p>
+      <w:pPr>
         <w:spacing w:after="60" w:before="120"/>
         <w:jc w:val="center"/>
       </w:pPr>
@@ -2449,7 +2567,7 @@
         <w:t xml:space="preserve">pas trouvé de place</w:t>
       </w:r>
       <w:r>
-        <w:t xml:space="preserve"> : compteurs « Sans place trouvée » (inscriptions retirées sans réservation), « Placés depuis la liste » (inscription automatique ou réservation faite ensuite par l'usager, avec le délai moyen) et « En attente aujourd'hui », un anneau </w:t>
+        <w:t xml:space="preserve"> : compteurs « En attente aujourd'hui », « Placés depuis la liste » (inscription automatique ou réservation obtenue ensuite, avec le délai moyen) et « Sans place (périodes échues) » (inscriptions closes sans réservation : périodes souhaitées terminées, ou retrait par l'usager / le service — détail sous le compteur), un anneau </w:t>
       </w:r>
       <w:r>
         <w:rPr>
@@ -2479,7 +2597,27 @@
         <w:t xml:space="preserve">inscriptions par mois</w:t>
       </w:r>
       <w:r>
-        <w:t xml:space="preserve">. Le filtre de dates s'applique à la date d'inscription.</w:t>
+        <w:t xml:space="preserve">. Le filtre de dates s'applique à la date d'inscription. « En attente » et « Placés » se lisent à tout moment ; le compteur </w:t>
+      </w:r>
+      <w:r>
+        <w:rPr>
+          <w:b/>
+          <w:bCs/>
+        </w:rPr>
+        <w:t xml:space="preserve">« Sans place »</w:t>
+      </w:r>
+      <w:r>
+        <w:t xml:space="preserve"> ne prend son sens qu'</w:t>
+      </w:r>
+      <w:r>
+        <w:rPr>
+          <w:b/>
+          <w:bCs/>
+        </w:rPr>
+        <w:t xml:space="preserve">en fin de période ou d'exercice</w:t>
+      </w:r>
+      <w:r>
+        <w:t xml:space="preserve">, une fois les inscriptions échues : c'est la mesure de la demande non satisfaite de l'année.</w:t>
       </w:r>
     </w:p>
     <w:p>
@@ -3117,7 +3255,7 @@
         <w:t xml:space="preserve">contenu</w:t>
       </w:r>
       <w:r>
-        <w:t xml:space="preserve"> de ses e-mails de réservation : réservation confirmée, demande enregistrée, réservation annulée, réservation non validée (refus), rappel de réservation, absence prévenue et liste d'attente (inscription, créneaux libérés, inscription automatique). Le bouton </w:t>
+        <w:t xml:space="preserve"> de ses e-mails de réservation : réservation confirmée, demande enregistrée, réservation annulée, réservation non validée (refus), rappel de réservation, absence prévenue et liste d'attente (inscription, créneaux libérés, inscription automatique, inscription échue). Le bouton </w:t>
       </w:r>
       <w:r>
         <w:rPr>
@@ -4365,7 +4503,17 @@
         <w:t xml:space="preserve">Liste d'attente</w:t>
       </w:r>
       <w:r>
-        <w:t xml:space="preserve"> : toutes les 5 minutes, pour chaque inscrit et dans l'ordre d'inscription, recherche des créneaux réservables correspondant à ses disponibilités et périodes — inscription automatique si demandée, sinon e-mail « créneaux libérés » (nouveautés seulement).</w:t>
+        <w:t xml:space="preserve"> : toutes les 5 minutes, clôture des inscriptions </w:t>
+      </w:r>
+      <w:r>
+        <w:rPr>
+          <w:b/>
+          <w:bCs/>
+        </w:rPr>
+        <w:t xml:space="preserve">échues</w:t>
+      </w:r>
+      <w:r>
+        <w:t xml:space="preserve"> (périodes souhaitées terminées, e-mail à l'usager) puis, pour chaque inscrit et dans l'ordre d'inscription, recherche des créneaux réservables correspondant à ses disponibilités et périodes — inscription automatique si demandée, sinon e-mail « créneaux libérés » (nouveautés seulement).</w:t>
       </w:r>
     </w:p>
     <w:p>

--- a/docs/Guide-utilisation.docx
+++ b/docs/Guide-utilisation.docx
@@ -3690,7 +3690,7 @@
         <w:t xml:space="preserve">« Déconnecter »</w:t>
       </w:r>
       <w:r>
-        <w:t xml:space="preserve"> révoque toutes les sessions d'un compte sur tous ses appareils (poste resté ouvert…) et laisse une trace dans le Journal. Aucune adresse IP n'est affichée.</w:t>
+        <w:t xml:space="preserve"> révoque toutes les sessions d'un compte sur tous ses appareils (poste resté ouvert…) et laisse une trace dans le Journal. Aucune adresse IP n'est affichée. Le nombre de sessions reste contenu : un utilisateur déjà connecté qui rouvre la page de connexion est renvoyé à l'accueil, chaque nouvelle connexion ferme les sessions précédentes du même navigateur, et un compte ne garde que ses cinq sessions les plus récentes.</w:t>
       </w:r>
     </w:p>
     <w:p>

--- a/docs/Guide-utilisation.docx
+++ b/docs/Guide-utilisation.docx
@@ -2112,7 +2112,7 @@
         <w:t xml:space="preserve">Toute réservation obtenue</w:t>
       </w:r>
       <w:r>
-        <w:t xml:space="preserve"> sur le service (par l'usager, par un gestionnaire ou automatiquement) retire l'usager de la liste. Chaque inscription close (inscrit automatiquement, a obtenu une réservation, périodes échues sans place, retiré par l'usager, retiré par le service) est conservée dans un historique qui alimente les </w:t>
+        <w:t xml:space="preserve"> sur le service (par l'usager, par un gestionnaire ou automatiquement) retire l'usager de la liste. Chaque inscription close (inscrit automatiquement, a obtenu une réservation, périodes échues sans place, retiré de la liste d'attente par l'usager ou par le service) est conservée dans un historique qui alimente les </w:t>
       </w:r>
       <w:r>
         <w:rPr>

--- a/docs/Guide-utilisation.docx
+++ b/docs/Guide-utilisation.docx
@@ -3655,7 +3655,7 @@
         <w:t xml:space="preserve">« Comptes »</w:t>
       </w:r>
       <w:r>
-        <w:t xml:space="preserve"> : la liste des utilisateurs permet de rechercher, filtrer et modifier les comptes : informations, </w:t>
+        <w:t xml:space="preserve"> : la liste des utilisateurs permet de rechercher (nom, e-mail, structure), filtrer et modifier les comptes : informations, </w:t>
       </w:r>
       <w:r>
         <w:rPr>
@@ -3665,7 +3665,77 @@
         <w:t xml:space="preserve">rôle</w:t>
       </w:r>
       <w:r>
-        <w:t xml:space="preserve"> (utilisateur, gestionnaire, administrateur), structure / service rattaché, services gérés et statut RGPD.</w:t>
+        <w:t xml:space="preserve"> (utilisateur, gestionnaire, administrateur), structure / service rattaché, services gérés et statut RGPD. Des </w:t>
+      </w:r>
+      <w:r>
+        <w:rPr>
+          <w:b/>
+          <w:bCs/>
+        </w:rPr>
+        <w:t xml:space="preserve">filtres rapides</w:t>
+      </w:r>
+      <w:r>
+        <w:t xml:space="preserve"> au-dessus du tableau isolent une population avec son effectif : tous, utilisateurs, gestionnaires, administrateurs, </w:t>
+      </w:r>
+      <w:r>
+        <w:rPr>
+          <w:b/>
+          <w:bCs/>
+        </w:rPr>
+        <w:t xml:space="preserve">non confirmés</w:t>
+      </w:r>
+      <w:r>
+        <w:t xml:space="preserve">, anonymisés. Chaque ligne montre l'avatar et l'e-mail du compte, son </w:t>
+      </w:r>
+      <w:r>
+        <w:rPr>
+          <w:b/>
+          <w:bCs/>
+        </w:rPr>
+        <w:t xml:space="preserve">statut</w:t>
+      </w:r>
+      <w:r>
+        <w:t xml:space="preserve"> — « Confirmé » (adresse e-mail confirmée), « En attente » (le compte ne peut pas encore se connecter) ou « Anonymisé » — son rôle et son affiliation. Les actions apparaissent au survol de la ligne : </w:t>
+      </w:r>
+      <w:r>
+        <w:rPr>
+          <w:b/>
+          <w:bCs/>
+        </w:rPr>
+        <w:t xml:space="preserve">modifier la fiche</w:t>
+      </w:r>
+      <w:r>
+        <w:t xml:space="preserve"> (crayon), </w:t>
+      </w:r>
+      <w:r>
+        <w:rPr>
+          <w:b/>
+          <w:bCs/>
+        </w:rPr>
+        <w:t xml:space="preserve">exporter les données</w:t>
+      </w:r>
+      <w:r>
+        <w:t xml:space="preserve"> RGPD (flèche), </w:t>
+      </w:r>
+      <w:r>
+        <w:rPr>
+          <w:b/>
+          <w:bCs/>
+        </w:rPr>
+        <w:t xml:space="preserve">anonymiser</w:t>
+      </w:r>
+      <w:r>
+        <w:t xml:space="preserve"> (personne barrée) et, pour un compte en attente, </w:t>
+      </w:r>
+      <w:r>
+        <w:rPr>
+          <w:b/>
+          <w:bCs/>
+        </w:rPr>
+        <w:t xml:space="preserve">renvoyer le mail de confirmation</w:t>
+      </w:r>
+      <w:r>
+        <w:t xml:space="preserve"> (avion). La case à cocher ouvre la barre d'actions du bas pour les opérations rares (suppression d'un compte vide, réinitialisation de la double authentification).</w:t>
       </w:r>
     </w:p>
     <w:p>

--- a/docs/Guide-utilisation.docx
+++ b/docs/Guide-utilisation.docx
@@ -3750,7 +3750,7 @@
         <w:t xml:space="preserve">« Connectés »</w:t>
       </w:r>
       <w:r>
-        <w:t xml:space="preserve"> liste les comptes dont une session est encore valide au sens de la déconnexion automatique (2 h sans action pour un usager, 15 min pour un gestionnaire ou un administrateur, plafond de 24 h ou 8 h), avec leur dernière action (pastille verte dans les 5 dernières minutes, orange au-delà), la date de connexion, les appareils et le nombre de sessions ; le tableau se rafraîchit toutes les 30 secondes. </w:t>
+        <w:t xml:space="preserve"> liste les comptes dont une session est encore valide au sens de la déconnexion automatique (2 h sans action pour un usager, 15 min pour un gestionnaire ou un administrateur, plafond de 24 h ou 8 h), avec leur dernière action, la date de connexion, les appareils et le nombre de sessions ; le tableau se rafraîchit toutes les 30 secondes. </w:t>
       </w:r>
       <w:r>
         <w:rPr>

--- a/docs/Guide-utilisation.docx
+++ b/docs/Guide-utilisation.docx
@@ -2482,7 +2482,7 @@
           <w:sz w:val="18"/>
           <w:szCs w:val="18"/>
         </w:rPr>
-        <w:t xml:space="preserve">Figure 7 — Liste des réservations (Éditions) et export CSV</w:t>
+        <w:t xml:space="preserve">Figure 7 — Onglet Éditions d'un service : éditions et liste d'attente</w:t>
       </w:r>
     </w:p>
     <w:p>
@@ -3725,7 +3725,7 @@
         <w:t xml:space="preserve">anonymiser</w:t>
       </w:r>
       <w:r>
-        <w:t xml:space="preserve"> (personne barrée) et, pour un compte en attente, </w:t>
+        <w:t xml:space="preserve"> (personne barrée), et selon le compte : </w:t>
       </w:r>
       <w:r>
         <w:rPr>
@@ -3735,7 +3735,27 @@
         <w:t xml:space="preserve">renvoyer le mail de confirmation</w:t>
       </w:r>
       <w:r>
-        <w:t xml:space="preserve"> (avion). La case à cocher ouvre la barre d'actions du bas pour les opérations rares (suppression d'un compte vide, réinitialisation de la double authentification).</w:t>
+        <w:t xml:space="preserve"> (avion, compte en attente), </w:t>
+      </w:r>
+      <w:r>
+        <w:rPr>
+          <w:b/>
+          <w:bCs/>
+        </w:rPr>
+        <w:t xml:space="preserve">réinitialiser la double authentification</w:t>
+      </w:r>
+      <w:r>
+        <w:t xml:space="preserve"> (clé, second facteur actif) ou </w:t>
+      </w:r>
+      <w:r>
+        <w:rPr>
+          <w:b/>
+          <w:bCs/>
+        </w:rPr>
+        <w:t xml:space="preserve">supprimer définitivement</w:t>
+      </w:r>
+      <w:r>
+        <w:t xml:space="preserve"> (corbeille, compte sans aucune réservation : test, spam).</w:t>
       </w:r>
     </w:p>
     <w:p>

--- a/docs/Guide-utilisation.docx
+++ b/docs/Guide-utilisation.docx
@@ -3566,7 +3566,7 @@
         <w:t xml:space="preserve">maisondesarts@chatillon92.fr</w:t>
       </w:r>
       <w:r>
-        <w:t xml:space="preserve">) proposé aux usagers quand plus aucune place n'est disponible ; s'il est renseigné, c'est aussi lui qui reçoit les e-mails adressés au service (absences prévenues, récapitulatifs de réservations, déclencheurs réglés sur « gestionnaires ») à la place des comptes gestionnaire rattachés.</w:t>
+        <w:t xml:space="preserve">) proposé aux usagers quand plus aucune place n'est disponible ; s'il est renseigné, c'est aussi lui qui reçoit les e-mails adressés au service (absences prévenues, récapitulatifs de réservations, déclencheurs dont le destinataire est « Le service ») à la place des comptes gestionnaire rattachés.</w:t>
       </w:r>
     </w:p>
     <w:p>

--- a/docs/Guide-utilisation.docx
+++ b/docs/Guide-utilisation.docx
@@ -4145,37 +4145,37 @@
         <w:t xml:space="preserve">RGPD</w:t>
       </w:r>
       <w:r>
-        <w:t xml:space="preserve"> permet de repérer les </w:t>
-      </w:r>
-      <w:r>
-        <w:rPr>
-          <w:b/>
-          <w:bCs/>
-        </w:rPr>
-        <w:t xml:space="preserve">comptes inactifs</w:t>
-      </w:r>
-      <w:r>
-        <w:t xml:space="preserve">, de déclencher un </w:t>
-      </w:r>
-      <w:r>
-        <w:rPr>
-          <w:b/>
-          <w:bCs/>
-        </w:rPr>
-        <w:t xml:space="preserve">avis de suppression</w:t>
-      </w:r>
-      <w:r>
-        <w:t xml:space="preserve"> (délai de grâce de 30 jours), d'</w:t>
-      </w:r>
-      <w:r>
-        <w:rPr>
-          <w:b/>
-          <w:bCs/>
-        </w:rPr>
-        <w:t xml:space="preserve">anonymiser</w:t>
-      </w:r>
-      <w:r>
-        <w:t xml:space="preserve"> des comptes et de consulter le </w:t>
+        <w:t xml:space="preserve"> présente la </w:t>
+      </w:r>
+      <w:r>
+        <w:rPr>
+          <w:b/>
+          <w:bCs/>
+        </w:rPr>
+        <w:t xml:space="preserve">conservation des données</w:t>
+      </w:r>
+      <w:r>
+        <w:t xml:space="preserve"> en trois étapes : inactivité tolérée (seuil en années), </w:t>
+      </w:r>
+      <w:r>
+        <w:rPr>
+          <w:b/>
+          <w:bCs/>
+        </w:rPr>
+        <w:t xml:space="preserve">préavis</w:t>
+      </w:r>
+      <w:r>
+        <w:t xml:space="preserve"> de suppression par e-mail, puis </w:t>
+      </w:r>
+      <w:r>
+        <w:rPr>
+          <w:b/>
+          <w:bCs/>
+        </w:rPr>
+        <w:t xml:space="preserve">anonymisation</w:t>
+      </w:r>
+      <w:r>
+        <w:t xml:space="preserve"> passé le délai de grâce (30 jours par défaut), avec l'effectif de comptes à chaque étape. Les comptes sont regroupés — « Au-delà du seuil » d'abord, puis « Actifs » — avec une jauge d'inactivité rapportée au seuil et, au survol, les actions : export des données, envoi du préavis, anonymisation. Le </w:t>
       </w:r>
       <w:r>
         <w:rPr>
@@ -4185,7 +4185,7 @@
         <w:t xml:space="preserve">journal d'audit</w:t>
       </w:r>
       <w:r>
-        <w:t xml:space="preserve"> (historique immuable des actions liées aux données personnelles).</w:t>
+        <w:t xml:space="preserve"> (historique immuable des actions liées aux données personnelles) se lit en frise chronologique par jour, filtrable par nature d'action, et s'exporte en CSV.</w:t>
       </w:r>
     </w:p>
     <w:p>

--- a/docs/Guide-utilisation.docx
+++ b/docs/Guide-utilisation.docx
@@ -3417,7 +3417,47 @@
         <w:t xml:space="preserve">limitée aux usagers rattachés au service</w:t>
       </w:r>
       <w:r>
-        <w:t xml:space="preserve"> : repérer les comptes inactifs concernés. Le pilotage RGPD global (avis de suppression, anonymisation, journal d'audit) reste dans </w:t>
+        <w:t xml:space="preserve">. Deux cartes rappellent les droits exerçables ici : </w:t>
+      </w:r>
+      <w:r>
+        <w:rPr>
+          <w:b/>
+          <w:bCs/>
+        </w:rPr>
+        <w:t xml:space="preserve">Exporter</w:t>
+      </w:r>
+      <w:r>
+        <w:t xml:space="preserve"> (droit d'accès, article 15 : profil + historique des réservations, téléchargement JSON) et </w:t>
+      </w:r>
+      <w:r>
+        <w:rPr>
+          <w:b/>
+          <w:bCs/>
+        </w:rPr>
+        <w:t xml:space="preserve">Anonymiser</w:t>
+      </w:r>
+      <w:r>
+        <w:t xml:space="preserve"> (droit à l'effacement, article 17 : nom, prénom, e-mail et téléphone vidés, compte verrouillé, réservations conservées ; irréversible). La liste présente chaque usager avec sa dernière activité et une </w:t>
+      </w:r>
+      <w:r>
+        <w:rPr>
+          <w:b/>
+          <w:bCs/>
+        </w:rPr>
+        <w:t xml:space="preserve">jauge d'inactivité</w:t>
+      </w:r>
+      <w:r>
+        <w:t xml:space="preserve"> graduée sur le seuil de rétention ; une pastille signale les comptes </w:t>
+      </w:r>
+      <w:r>
+        <w:rPr>
+          <w:b/>
+          <w:bCs/>
+        </w:rPr>
+        <w:t xml:space="preserve">au-delà du seuil</w:t>
+      </w:r>
+      <w:r>
+        <w:t xml:space="preserve">. Les actions se lancent depuis la ligne (flèche = exporter, personne barrée = anonymiser). Le pilotage RGPD global (préavis, anonymisation en masse, journal d'audit) reste dans </w:t>
       </w:r>
       <w:r>
         <w:t xml:space="preserve">Administration → RGPD</w:t>

--- a/docs/Guide-utilisation.docx
+++ b/docs/Guide-utilisation.docx
@@ -4288,6 +4288,43 @@
           <w:szCs w:val="18"/>
         </w:rPr>
         <w:t xml:space="preserve">Figure 15 — RGPD : conservation des données et journal d'audit</w:t>
+      </w:r>
+    </w:p>
+    <w:p>
+      <w:pPr>
+        <w:pStyle w:val="Heading2"/>
+        <w:spacing w:after="160" w:before="240"/>
+      </w:pPr>
+      <w:r>
+        <w:t xml:space="preserve">Journal des actions privilégiées</w:t>
+      </w:r>
+    </w:p>
+    <w:p>
+      <w:pPr>
+        <w:spacing w:after="160"/>
+      </w:pPr>
+      <w:r>
+        <w:t xml:space="preserve">L'onglet </w:t>
+      </w:r>
+      <w:r>
+        <w:rPr>
+          <w:b/>
+          <w:bCs/>
+        </w:rPr>
+        <w:t xml:space="preserve">Journal</w:t>
+      </w:r>
+      <w:r>
+        <w:t xml:space="preserve"> retrace les actes d'exploitation sensibles : changements de rôle, déconnexions forcées, réinitialisations de double authentification, opérations sur les sauvegardes (création, restauration, téléchargement, suppression), modification de la configuration SMTP, suppression d'un service, changement de catégorie ou de structure par un usager depuis « Mon compte ». Il se lit en frise chronologique par jour : heure, pictogramme teinté selon la portée de l'acte (rouge pour les destructions et restaurations, orange pour ce qui touche aux accès), libellé avec son détail (valeur avant et après pour un changement, nom du fichier pour une sauvegarde), acteur avec son rôle, adresse IP vue par le serveur. Les pastilles filtrent par famille (Comptes, Accès, Affiliations, Sauvegardes, Configuration, Services) et le champ de recherche affine sur l'acteur, la cible, le détail ou l'IP ; </w:t>
+      </w:r>
+      <w:r>
+        <w:rPr>
+          <w:b/>
+          <w:bCs/>
+        </w:rPr>
+        <w:t xml:space="preserve">« CSV »</w:t>
+      </w:r>
+      <w:r>
+        <w:t xml:space="preserve"> exporte la sélection. Les 2 000 entrées les plus récentes sont affichées ; le journal est conservé deux ans puis purgé par la tâche de rétention. Les exports et anonymisations RGPD, eux, restent dans l'onglet RGPD.</w:t>
       </w:r>
     </w:p>
     <w:p>

--- a/docs/Guide-utilisation.docx
+++ b/docs/Guide-utilisation.docx
@@ -4076,17 +4076,7 @@
         <w:t xml:space="preserve">Messagerie</w:t>
       </w:r>
       <w:r>
-        <w:t xml:space="preserve"> configure l'envoi des e-mails (paramètres SMTP), gère les </w:t>
-      </w:r>
-      <w:r>
-        <w:rPr>
-          <w:b/>
-          <w:bCs/>
-        </w:rPr>
-        <w:t xml:space="preserve">e-mails système</w:t>
-      </w:r>
-      <w:r>
-        <w:t xml:space="preserve"> (vérification de compte, réinitialisation de mot de passe, etc.) et permet de </w:t>
+        <w:t xml:space="preserve"> configure l'envoi des e-mails et permet de </w:t>
       </w:r>
       <w:r>
         <w:rPr>
@@ -4096,7 +4086,67 @@
         <w:t xml:space="preserve">relancer les envois en échec</w:t>
       </w:r>
       <w:r>
-        <w:t xml:space="preserve">.</w:t>
+        <w:t xml:space="preserve">. Quatre tuiles résument l'état : le relais SMTP enregistré (serveur, port, chiffrement), l'expéditeur tel que le voit le destinataire, le </w:t>
+      </w:r>
+      <w:r>
+        <w:rPr>
+          <w:b/>
+          <w:bCs/>
+        </w:rPr>
+        <w:t xml:space="preserve">dernier e-mail de test</w:t>
+      </w:r>
+      <w:r>
+        <w:t xml:space="preserve"> (date, destinataire, issue, durée ; mémorisé d'une visite à l'autre) et le nombre d'e-mails en échec. Le mode d'envoi (SMTP, mail système, Sendmail) se choisit dans l'en-tête du panneau ; les champs du relais s'estompent quand l'envoi est confié au système. Le formulaire est découpé en trois groupes : </w:t>
+      </w:r>
+      <w:r>
+        <w:rPr>
+          <w:b/>
+          <w:bCs/>
+        </w:rPr>
+        <w:t xml:space="preserve">Expéditeur</w:t>
+      </w:r>
+      <w:r>
+        <w:t xml:space="preserve">, </w:t>
+      </w:r>
+      <w:r>
+        <w:rPr>
+          <w:b/>
+          <w:bCs/>
+        </w:rPr>
+        <w:t xml:space="preserve">Relais SMTP</w:t>
+      </w:r>
+      <w:r>
+        <w:t xml:space="preserve"> (le mot de passe déjà enregistré est signalé « conservé », laissez le champ vide pour le garder) et </w:t>
+      </w:r>
+      <w:r>
+        <w:rPr>
+          <w:b/>
+          <w:bCs/>
+        </w:rPr>
+        <w:t xml:space="preserve">Vérifier l'envoi</w:t>
+      </w:r>
+      <w:r>
+        <w:t xml:space="preserve">. Une pastille « modifié » apparaît dès qu'un champ change ; </w:t>
+      </w:r>
+      <w:r>
+        <w:rPr>
+          <w:b/>
+          <w:bCs/>
+        </w:rPr>
+        <w:t xml:space="preserve">« Enregistrer »</w:t>
+      </w:r>
+      <w:r>
+        <w:t xml:space="preserve"> demande le mot de passe de l'administrateur. Les e-mails en échec sont listés avec leur cause, le nombre d'essais et, au survol, </w:t>
+      </w:r>
+      <w:r>
+        <w:rPr>
+          <w:b/>
+          <w:bCs/>
+        </w:rPr>
+        <w:t xml:space="preserve">« Renvoyer »</w:t>
+      </w:r>
+      <w:r>
+        <w:t xml:space="preserve"> ou la corbeille qui abandonne l'envoi ; rien n'est renvoyé automatiquement.</w:t>
       </w:r>
     </w:p>
     <w:p>

--- a/docs/Guide-utilisation.docx
+++ b/docs/Guide-utilisation.docx
@@ -3939,7 +3939,7 @@
         <w:t xml:space="preserve">Échanges par mail</w:t>
       </w:r>
       <w:r>
-        <w:t xml:space="preserve"> — pour chaque action, le </w:t>
+        <w:t xml:space="preserve"> — les actions sont regroupées en trois familles (Réservations, Rappels et absences, Liste d'attente) ; une pastille devant chaque libellé dit qui déclenche l'action : l'usager (vert), un gestionnaire (orange) ou un automatisme (gris). Pour chaque action, le </w:t>
       </w:r>
       <w:r>
         <w:rPr>
@@ -3959,17 +3959,17 @@
         <w:t xml:space="preserve">destinataire</w:t>
       </w:r>
       <w:r>
-        <w:t xml:space="preserve"> et l'</w:t>
-      </w:r>
-      <w:r>
-        <w:rPr>
-          <w:b/>
-          <w:bCs/>
-        </w:rPr>
-        <w:t xml:space="preserve">activation de l'envoi</w:t>
-      </w:r>
-      <w:r>
-        <w:t xml:space="preserve">. En dessous, le </w:t>
+        <w:t xml:space="preserve"> et un </w:t>
+      </w:r>
+      <w:r>
+        <w:rPr>
+          <w:b/>
+          <w:bCs/>
+        </w:rPr>
+        <w:t xml:space="preserve">interrupteur d'envoi</w:t>
+      </w:r>
+      <w:r>
+        <w:t xml:space="preserve"> (la ligne s'estompe quand l'envoi est coupé). Sous le titre, le </w:t>
       </w:r>
       <w:r>
         <w:rPr>
@@ -4019,7 +4019,17 @@
         <w:t xml:space="preserve">objet et le corps</w:t>
       </w:r>
       <w:r>
-        <w:t xml:space="preserve"> de tous les types. Les e-mails de réservation servent de </w:t>
+        <w:t xml:space="preserve"> de tous les types, classés en quatre familles (Compte et sécurité, Gestionnaires, Réservations, Personnalisés), avec des filtres par famille, un filtre </w:t>
+      </w:r>
+      <w:r>
+        <w:rPr>
+          <w:b/>
+          <w:bCs/>
+        </w:rPr>
+        <w:t xml:space="preserve">« Modifiés »</w:t>
+      </w:r>
+      <w:r>
+        <w:t xml:space="preserve"> qui isole les textes retouchés et une recherche. Chaque ligne porte l'état de son texte (« par défaut » ou « modifié ») et, pour les e-mails de réservation, le nombre d'actions qui l'utilisent dans « Échanges par mail ». Les e-mails de réservation servent de </w:t>
       </w:r>
       <w:r>
         <w:rPr>
@@ -4049,7 +4059,7 @@
         <w:t xml:space="preserve">types personnalisés globaux</w:t>
       </w:r>
       <w:r>
-        <w:t xml:space="preserve">.</w:t>
+        <w:t xml:space="preserve">, supprimables tant qu'aucune action ne les utilise.</w:t>
       </w:r>
     </w:p>
     <w:p>

--- a/docs/Guide-utilisation.docx
+++ b/docs/Guide-utilisation.docx
@@ -3537,7 +3537,57 @@
         <w:t xml:space="preserve">Configuration</w:t>
       </w:r>
       <w:r>
-        <w:t xml:space="preserve"> regroupe les réglages de l'application (zone des vacances scolaires, URL, intervalles de rafraîchissement automatique, mode debug) et l'accès aux </w:t>
+        <w:t xml:space="preserve"> présente les réglages de l'application en lignes, chacune avec son pictogramme, son libellé et une phrase qui dit à quoi elle sert ; chaque réglage s'enregistre dès qu'il change et une pastille « enregistré » le confirme dans l'en-tête. Groupes : </w:t>
+      </w:r>
+      <w:r>
+        <w:rPr>
+          <w:b/>
+          <w:bCs/>
+        </w:rPr>
+        <w:t xml:space="preserve">Vacances scolaires</w:t>
+      </w:r>
+      <w:r>
+        <w:t xml:space="preserve"> (zone académique A, B ou C ; calendrier des vacances avec le nombre de périodes en base, la date du dernier import et le bouton </w:t>
+      </w:r>
+      <w:r>
+        <w:rPr>
+          <w:b/>
+          <w:bCs/>
+        </w:rPr>
+        <w:t xml:space="preserve">« Mettre à jour »</w:t>
+      </w:r>
+      <w:r>
+        <w:t xml:space="preserve"> depuis data.education.gouv.fr), </w:t>
+      </w:r>
+      <w:r>
+        <w:rPr>
+          <w:b/>
+          <w:bCs/>
+        </w:rPr>
+        <w:t xml:space="preserve">Application</w:t>
+      </w:r>
+      <w:r>
+        <w:t xml:space="preserve"> (adresse publique utilisée par le lien « Portail CultuRésa » des e-mails ; une pastille « IP locale » signale une adresse privée qui ne serait pas joignable hors du réseau), </w:t>
+      </w:r>
+      <w:r>
+        <w:rPr>
+          <w:b/>
+          <w:bCs/>
+        </w:rPr>
+        <w:t xml:space="preserve">Rafraîchissement automatique</w:t>
+      </w:r>
+      <w:r>
+        <w:t xml:space="preserve"> (réservations côté usager, agenda côté gestionnaire) et </w:t>
+      </w:r>
+      <w:r>
+        <w:rPr>
+          <w:b/>
+          <w:bCs/>
+        </w:rPr>
+        <w:t xml:space="preserve">Avancé</w:t>
+      </w:r>
+      <w:r>
+        <w:t xml:space="preserve"> (interrupteur du mode debug, à couper en exploitation). En dessous, les </w:t>
       </w:r>
       <w:r>
         <w:rPr>
@@ -3547,7 +3597,7 @@
         <w:t xml:space="preserve">référentiels</w:t>
       </w:r>
       <w:r>
-        <w:t xml:space="preserve"> : </w:t>
+        <w:t xml:space="preserve"> — </w:t>
       </w:r>
       <w:r>
         <w:rPr>
@@ -3587,7 +3637,7 @@
         <w:t xml:space="preserve">Niveaux</w:t>
       </w:r>
       <w:r>
-        <w:t xml:space="preserve">. Le référentiel des services porte, en plus du nom et de l'icône, un </w:t>
+        <w:t xml:space="preserve"> — se présentent en tuiles avec leur effectif et une ligne de signalement (services sans e-mail de contact, demandeurs ouverts pendant les vacances, structures sans usager, répartition des niveaux) ; une tuile ouvre l'éditeur. Le référentiel des services porte, en plus du nom et de l'icône, un </w:t>
       </w:r>
       <w:r>
         <w:rPr>

--- a/docs/Guide-utilisation.docx
+++ b/docs/Guide-utilisation.docx
@@ -3637,7 +3637,37 @@
         <w:t xml:space="preserve">Niveaux</w:t>
       </w:r>
       <w:r>
-        <w:t xml:space="preserve"> — se présentent en tuiles avec leur effectif et une ligne de signalement (services sans e-mail de contact, demandeurs ouverts pendant les vacances, structures sans usager, répartition des niveaux) ; une tuile ouvre l'éditeur. Le référentiel des services porte, en plus du nom et de l'icône, un </w:t>
+        <w:t xml:space="preserve"> — se présentent en tuiles avec leur effectif et une ligne de signalement (services sans e-mail de contact, demandeurs ouverts pendant les vacances, structures sans usager, répartition des niveaux) ; une tuile ouvre l'éditeur. Chaque éditeur travaille </w:t>
+      </w:r>
+      <w:r>
+        <w:rPr>
+          <w:b/>
+          <w:bCs/>
+        </w:rPr>
+        <w:t xml:space="preserve">en tampon</w:t>
+      </w:r>
+      <w:r>
+        <w:t xml:space="preserve"> : les lignes créées (filet vert, pastille « nouveau ») ou changées (filet orange, pastille « modifié ») sont comptées en pied de fenêtre et rien n'est écrit avant </w:t>
+      </w:r>
+      <w:r>
+        <w:rPr>
+          <w:b/>
+          <w:bCs/>
+        </w:rPr>
+        <w:t xml:space="preserve">« Enregistrer »</w:t>
+      </w:r>
+      <w:r>
+        <w:t xml:space="preserve"> ; </w:t>
+      </w:r>
+      <w:r>
+        <w:rPr>
+          <w:b/>
+          <w:bCs/>
+        </w:rPr>
+        <w:t xml:space="preserve">« Annuler »</w:t>
+      </w:r>
+      <w:r>
+        <w:t xml:space="preserve"> revient à l'état enregistré. La corbeille demande confirmation dans un bandeau rouge qui nomme l'élément et ce qui disparaît avec lui. Le référentiel des services porte, en plus du nom et de l'icône, un </w:t>
       </w:r>
       <w:r>
         <w:rPr>
@@ -3656,7 +3686,17 @@
         <w:t xml:space="preserve">maisondesarts@chatillon92.fr</w:t>
       </w:r>
       <w:r>
-        <w:t xml:space="preserve">) proposé aux usagers quand plus aucune place n'est disponible ; s'il est renseigné, c'est aussi lui qui reçoit les e-mails adressés au service (absences prévenues, récapitulatifs de réservations, déclencheurs dont le destinataire est « Le service ») à la place des comptes gestionnaire rattachés.</w:t>
+        <w:t xml:space="preserve">) proposé aux usagers quand plus aucune place n'est disponible ; s'il est renseigné, c'est aussi lui qui reçoit les e-mails adressés au service (absences prévenues, récapitulatifs de réservations, déclencheurs dont le destinataire est « Le service ») à la place des comptes gestionnaire rattachés ; la colonne </w:t>
+      </w:r>
+      <w:r>
+        <w:rPr>
+          <w:b/>
+          <w:bCs/>
+        </w:rPr>
+        <w:t xml:space="preserve">Gestionnaires</w:t>
+      </w:r>
+      <w:r>
+        <w:t xml:space="preserve"> de l'éditeur rappelle, pour chaque service, qui reçoit ces e-mails et signale un service sans e-mail ni gestionnaire, où personne ne les recevrait.</w:t>
       </w:r>
     </w:p>
     <w:p>

--- a/docs/Guide-utilisation.docx
+++ b/docs/Guide-utilisation.docx
@@ -2272,7 +2272,17 @@
         <w:t xml:space="preserve">Éditions</w:t>
       </w:r>
       <w:r>
-        <w:t xml:space="preserve"> présente la </w:t>
+        <w:t xml:space="preserve"> présente ses éditions en cartes groupées par usage — « Sur l'exercice » pour les listes complètes, « Par semaine ou par période » pour ce qui s'imprime avant les séances — avec, sur chaque carte, un chiffre du jour (inscrits, créneaux, réservations, séances de la semaine, séances restant à pointer sur trente jours), les formats disponibles et, au survol, le téléchargement direct du CSV et </w:t>
+      </w:r>
+      <w:r>
+        <w:rPr>
+          <w:b/>
+          <w:bCs/>
+        </w:rPr>
+        <w:t xml:space="preserve">« Ouvrir »</w:t>
+      </w:r>
+      <w:r>
+        <w:t xml:space="preserve">. Le sélecteur d'exercice en tête de page pré-règle les écrans ouverts depuis les cartes. On y trouve la </w:t>
       </w:r>
       <w:r>
         <w:rPr>
@@ -2370,7 +2380,7 @@
         <w:t xml:space="preserve">liste d'attente</w:t>
       </w:r>
       <w:r>
-        <w:t xml:space="preserve">, un second panneau propose cinq éditions (PDF et CSV) : la </w:t>
+        <w:t xml:space="preserve">, un second panneau propose cinq éditions (PDF et CSV), en deux groupes — l'état du jour (avec le nombre d'inscrits en attente et la demi-journée la plus demandée) et l'exercice (inscriptions closes, placements et délai moyen) : la </w:t>
       </w:r>
       <w:r>
         <w:rPr>

--- a/docs/Guide-utilisation.docx
+++ b/docs/Guide-utilisation.docx
@@ -2282,7 +2282,7 @@
         <w:t xml:space="preserve">« Ouvrir »</w:t>
       </w:r>
       <w:r>
-        <w:t xml:space="preserve">. Le sélecteur d'exercice en tête de page pré-règle les écrans ouverts depuis les cartes. On y trouve la </w:t>
+        <w:t xml:space="preserve">. Le sélecteur d'exercice en tête de page pré-règle les écrans ouverts depuis les cartes. Chaque écran partage la même barre — retour aux Éditions, titre avec pictogramme et service, exercice, navigation de plage s'il y a lieu, filtres en pastilles, CSV et PDF — puis une ligne de résumé (effectifs et signalements en pastilles) et un tableau clair dont la colonne triée est en vert. On y trouve la </w:t>
       </w:r>
       <w:r>
         <w:rPr>

--- a/docs/Guide-utilisation.docx
+++ b/docs/Guide-utilisation.docx
@@ -2342,7 +2342,7 @@
         <w:t xml:space="preserve">feuille de pointage</w:t>
       </w:r>
       <w:r>
-        <w:t xml:space="preserve"> (avec les motifs d'absence ; une absence signalée à l'avance apparaît comme « Absence prévenue », puis « Absent (prévenu) » une fois pointée). Chaque écran s'imprime en </w:t>
+        <w:t xml:space="preserve"> (avec les motifs d'absence ; une absence signalée à l'avance apparaît comme « Absence prévenue », puis « Absent (prévenu) » une fois pointée). À l'écran, Planning et Pointages se feuillettent feuille par feuille, chaque feuille correspondant à une page du PDF ; une séance n'est jamais coupée en deux. Chaque écran s'imprime en </w:t>
       </w:r>
       <w:r>
         <w:rPr>

--- a/docs/Guide-utilisation.docx
+++ b/docs/Guide-utilisation.docx
@@ -2342,7 +2342,7 @@
         <w:t xml:space="preserve">feuille de pointage</w:t>
       </w:r>
       <w:r>
-        <w:t xml:space="preserve"> (avec les motifs d'absence ; une absence signalée à l'avance apparaît comme « Absence prévenue », puis « Absent (prévenu) » une fois pointée). À l'écran, Planning et Pointages se feuillettent feuille par feuille, chaque feuille correspondant à une page du PDF ; une séance n'est jamais coupée en deux. Chaque écran s'imprime en </w:t>
+        <w:t xml:space="preserve"> (avec les motifs d'absence ; une absence signalée à l'avance apparaît comme « Absence prévenue », puis « Absent (prévenu) » une fois pointée). À l'écran, la liste des réservations, le Planning et les Pointages se feuillettent feuille par feuille, chaque feuille correspondant à une page du PDF ; une séance n'est jamais coupée en deux. Chaque écran s'imprime en </w:t>
       </w:r>
       <w:r>
         <w:rPr>

--- a/docs/Guide-utilisation.docx
+++ b/docs/Guide-utilisation.docx
@@ -2282,7 +2282,7 @@
         <w:t xml:space="preserve">« Ouvrir »</w:t>
       </w:r>
       <w:r>
-        <w:t xml:space="preserve">. Le sélecteur d'exercice en tête de page pré-règle les écrans ouverts depuis les cartes. Chaque écran partage la même barre — retour aux Éditions, titre avec pictogramme et service, exercice, navigation de plage s'il y a lieu, filtres en pastilles, CSV et PDF — puis une ligne de résumé (effectifs et signalements en pastilles) et un tableau clair dont la colonne triée est en vert. On y trouve la </w:t>
+        <w:t xml:space="preserve">. Le sélecteur d'exercice en tête de page pré-règle les écrans ouverts depuis les cartes. Chaque écran partage la même barre — bouton de retour aux Éditions (flèche courbée, à gauche du titre), titre avec pictogramme et service, exercice, navigation de plage s'il y a lieu, filtres en pastilles, CSV et PDF — puis une ligne de résumé (effectifs et signalements en pastilles) et un tableau clair dont la colonne triée est en vert. On y trouve la </w:t>
       </w:r>
       <w:r>
         <w:rPr>

--- a/docs/Guide-utilisation.docx
+++ b/docs/Guide-utilisation.docx
@@ -3400,7 +3400,27 @@
         <w:t xml:space="preserve">dates décalées</w:t>
       </w:r>
       <w:r>
-        <w:t xml:space="preserve"> à partir de l'exercice précédent ; les exercices antérieurs restent consultables.</w:t>
+        <w:t xml:space="preserve"> à partir de l'exercice précédent ; les exercices antérieurs restent consultables. Le panneau s'ouvre sur trois tuiles qui annoncent ce que la bascule reconduirait : le dernier exercice (bornes, affiché ou non aux utilisateurs), les périodes à reconduire, les créneaux à recréer (récurrents et lots multi-ponctuels). En dessous, deux cartes côte à côte. </w:t>
+      </w:r>
+      <w:r>
+        <w:rPr>
+          <w:b/>
+          <w:bCs/>
+        </w:rPr>
+        <w:t xml:space="preserve">Créer l'exercice</w:t>
+      </w:r>
+      <w:r>
+        <w:t xml:space="preserve"> propose trois interrupteurs — périodes à l'identique, créneaux récurrents, lots multi-ponctuels — chacun avec le nombre concerné en pastille ; sans les périodes, rien n'est reconduit et le bouton se grise. </w:t>
+      </w:r>
+      <w:r>
+        <w:rPr>
+          <w:b/>
+          <w:bCs/>
+        </w:rPr>
+        <w:t xml:space="preserve">Revenir à l'exercice précédent</w:t>
+      </w:r>
+      <w:r>
+        <w:t xml:space="preserve"> n'apparaît que si la dernière bascule est annulable : une bande rouge compte les réservations qui seraient supprimées (orange s'il n'y en a aucune) et une case « J'ai compris » déverrouille le bouton. Les deux actions demandent une confirmation en modale, et une ligne en pied rappelle la date et l'auteur de la dernière bascule.</w:t>
       </w:r>
     </w:p>
     <w:p>

--- a/docs/Guide-utilisation.docx
+++ b/docs/Guide-utilisation.docx
@@ -3056,37 +3056,97 @@
         <w:spacing w:after="160"/>
       </w:pPr>
       <w:r>
-        <w:t xml:space="preserve">La configuration définit les </w:t>
-      </w:r>
-      <w:r>
-        <w:rPr>
-          <w:b/>
-          <w:bCs/>
-        </w:rPr>
-        <w:t xml:space="preserve">paramètres globaux</w:t>
-      </w:r>
-      <w:r>
-        <w:t xml:space="preserve"> du service — </w:t>
-      </w:r>
-      <w:r>
-        <w:rPr>
-          <w:b/>
-          <w:bCs/>
-        </w:rPr>
-        <w:t xml:space="preserve">créneaux récurrents</w:t>
-      </w:r>
-      <w:r>
-        <w:t xml:space="preserve"> (autorise les créneaux qui se répètent chaque semaine), </w:t>
-      </w:r>
-      <w:r>
-        <w:rPr>
-          <w:b/>
-          <w:bCs/>
-        </w:rPr>
-        <w:t xml:space="preserve">alternance Semaine A/B</w:t>
-      </w:r>
-      <w:r>
-        <w:t xml:space="preserve"> (sans effet si les créneaux récurrents sont désactivés), </w:t>
+        <w:t xml:space="preserve">L'onglet regroupe dans un seul panneau trois blocs, tous enregistrés </w:t>
+      </w:r>
+      <w:r>
+        <w:rPr>
+          <w:b/>
+          <w:bCs/>
+        </w:rPr>
+        <w:t xml:space="preserve">automatiquement</w:t>
+      </w:r>
+      <w:r>
+        <w:t xml:space="preserve"> quelques instants après chaque modification : une pastille </w:t>
+      </w:r>
+      <w:r>
+        <w:rPr>
+          <w:b/>
+          <w:bCs/>
+        </w:rPr>
+        <w:t xml:space="preserve">« Enregistré »</w:t>
+      </w:r>
+      <w:r>
+        <w:t xml:space="preserve"> s'affiche en haut à droite du panneau (en cas d'échec, le message d'erreur y apparaît en rouge).</w:t>
+      </w:r>
+    </w:p>
+    <w:p>
+      <w:pPr>
+        <w:pStyle w:val="ListParagraph"/>
+        <w:numPr>
+          <w:ilvl w:val="0"/>
+          <w:numId w:val="2"/>
+        </w:numPr>
+        <w:spacing w:after="80"/>
+      </w:pPr>
+      <w:r>
+        <w:rPr>
+          <w:b/>
+          <w:bCs/>
+        </w:rPr>
+        <w:t xml:space="preserve">Paramètres globaux</w:t>
+      </w:r>
+      <w:r>
+        <w:t xml:space="preserve"> : </w:t>
+      </w:r>
+      <w:r>
+        <w:rPr>
+          <w:b/>
+          <w:bCs/>
+        </w:rPr>
+        <w:t xml:space="preserve">verrouillage des réservations validées</w:t>
+      </w:r>
+      <w:r>
+        <w:t xml:space="preserve"> (une fois validée, une réservation ne peut plus être annulée ni déplacée par l'usager), </w:t>
+      </w:r>
+      <w:r>
+        <w:rPr>
+          <w:b/>
+          <w:bCs/>
+        </w:rPr>
+        <w:t xml:space="preserve">auto-validation des demandes</w:t>
+      </w:r>
+      <w:r>
+        <w:t xml:space="preserve"> (délai après lequel une demande en attente est validée d'office, </w:t>
+      </w:r>
+      <w:r>
+        <w:rPr>
+          <w:b/>
+          <w:bCs/>
+        </w:rPr>
+        <w:t xml:space="preserve">« Jamais »</w:t>
+      </w:r>
+      <w:r>
+        <w:t xml:space="preserve"> pour s'en passer), </w:t>
+      </w:r>
+      <w:r>
+        <w:rPr>
+          <w:b/>
+          <w:bCs/>
+        </w:rPr>
+        <w:t xml:space="preserve">notification des gestionnaires</w:t>
+      </w:r>
+      <w:r>
+        <w:t xml:space="preserve"> (fréquence de regroupement des e-mails : aucune, </w:t>
+      </w:r>
+      <w:r>
+        <w:rPr>
+          <w:b/>
+          <w:bCs/>
+        </w:rPr>
+        <w:t xml:space="preserve">« Unitaire »</w:t>
+      </w:r>
+      <w:r>
+        <w:t xml:space="preserve"> — chaque notification part sans attendre —, toutes les n heures, quotidienne ou hebdomadaire, avec l'intervalle, l'heure et le jour choisis), </w:t>
       </w:r>
       <w:r>
         <w:rPr>
@@ -3126,17 +3186,27 @@
         <w:t xml:space="preserve">alerte « plus de place »</w:t>
       </w:r>
       <w:r>
-        <w:t xml:space="preserve"> (à l'arrivée sur l'agenda ou sur une période, si plus aucun créneau de la période affichée n'est réservable, une fenêtre informe l'usager et l'invite à contacter le service via l'e-mail de contact du référentiel Services ; le texte du message est personnalisable) — puis, </w:t>
-      </w:r>
-      <w:r>
-        <w:rPr>
-          <w:b/>
-          <w:bCs/>
-        </w:rPr>
-        <w:t xml:space="preserve">pour chaque demandeur</w:t>
-      </w:r>
-      <w:r>
-        <w:t xml:space="preserve">, la </w:t>
+        <w:t xml:space="preserve"> (à l'arrivée sur l'agenda ou sur une période, si plus aucun créneau de la période affichée n'est réservable, une fenêtre informe l'usager et l'invite à contacter le service via l'e-mail de contact du référentiel Services ; le texte du message se personnalise dans la zone sous le réglage, vide il reprend le message par défaut).</w:t>
+      </w:r>
+    </w:p>
+    <w:p>
+      <w:pPr>
+        <w:pStyle w:val="ListParagraph"/>
+        <w:numPr>
+          <w:ilvl w:val="0"/>
+          <w:numId w:val="2"/>
+        </w:numPr>
+        <w:spacing w:after="80"/>
+      </w:pPr>
+      <w:r>
+        <w:rPr>
+          <w:b/>
+          <w:bCs/>
+        </w:rPr>
+        <w:t xml:space="preserve">Demandeurs</w:t>
+      </w:r>
+      <w:r>
+        <w:t xml:space="preserve"> : pour chaque structure autorisée à réserver, la </w:t>
       </w:r>
       <w:r>
         <w:rPr>
@@ -3146,7 +3216,7 @@
         <w:t xml:space="preserve">validation</w:t>
       </w:r>
       <w:r>
-        <w:t xml:space="preserve"> et les </w:t>
+        <w:t xml:space="preserve"> des demandes, les </w:t>
       </w:r>
       <w:r>
         <w:rPr>
@@ -3156,14 +3226,54 @@
         <w:t xml:space="preserve">thèmes</w:t>
       </w:r>
       <w:r>
-        <w:t xml:space="preserve">. Le mode des thèmes peut être </w:t>
-      </w:r>
-      <w:r>
-        <w:rPr>
-          <w:b/>
-          <w:bCs/>
-        </w:rPr>
-        <w:t xml:space="preserve">« libre »</w:t>
+        <w:t xml:space="preserve"> (l'usager renseigne un thème à la réservation) et le </w:t>
+      </w:r>
+      <w:r>
+        <w:rPr>
+          <w:b/>
+          <w:bCs/>
+        </w:rPr>
+        <w:t xml:space="preserve">thème obligatoire</w:t>
+      </w:r>
+      <w:r>
+        <w:t xml:space="preserve">. </w:t>
+      </w:r>
+      <w:r>
+        <w:rPr>
+          <w:b/>
+          <w:bCs/>
+        </w:rPr>
+        <w:t xml:space="preserve">« Ajouter un demandeur »</w:t>
+      </w:r>
+      <w:r>
+        <w:t xml:space="preserve"> ajoute une ligne, la corbeille en bout de ligne retire la structure.</w:t>
+      </w:r>
+    </w:p>
+    <w:p>
+      <w:pPr>
+        <w:pStyle w:val="ListParagraph"/>
+        <w:numPr>
+          <w:ilvl w:val="0"/>
+          <w:numId w:val="2"/>
+        </w:numPr>
+        <w:spacing w:after="80"/>
+      </w:pPr>
+      <w:r>
+        <w:rPr>
+          <w:b/>
+          <w:bCs/>
+        </w:rPr>
+        <w:t xml:space="preserve">Thèmes</w:t>
+      </w:r>
+      <w:r>
+        <w:t xml:space="preserve"> : le mode </w:t>
+      </w:r>
+      <w:r>
+        <w:rPr>
+          <w:b/>
+          <w:bCs/>
+        </w:rPr>
+        <w:t xml:space="preserve">« Thème libre »</w:t>
       </w:r>
       <w:r>
         <w:t xml:space="preserve"> (texte saisi par l'usager) ou </w:t>
@@ -3173,10 +3283,20 @@
           <w:b/>
           <w:bCs/>
         </w:rPr>
-        <w:t xml:space="preserve">« liste »</w:t>
-      </w:r>
-      <w:r>
-        <w:t xml:space="preserve"> (choix imposé).</w:t>
+        <w:t xml:space="preserve">« Liste de thèmes »</w:t>
+      </w:r>
+      <w:r>
+        <w:t xml:space="preserve"> (choix imposé parmi la liste). En mode liste, </w:t>
+      </w:r>
+      <w:r>
+        <w:rPr>
+          <w:b/>
+          <w:bCs/>
+        </w:rPr>
+        <w:t xml:space="preserve">« Ajouter un thème »</w:t>
+      </w:r>
+      <w:r>
+        <w:t xml:space="preserve"> ouvre une ligne à saisir ; la corbeille demande confirmation avant de retirer un thème (les réservations déjà faites conservent le leur).</w:t>
       </w:r>
     </w:p>
     <w:p>

--- a/docs/Guide-utilisation.docx
+++ b/docs/Guide-utilisation.docx
@@ -2706,7 +2706,17 @@
         <w:spacing w:after="160"/>
       </w:pPr>
       <w:r>
-        <w:t xml:space="preserve">Cet onglet regroupe les </w:t>
+        <w:t xml:space="preserve">Cet onglet regroupe, dans un seul panneau, tout ce qui dépend de l'</w:t>
+      </w:r>
+      <w:r>
+        <w:rPr>
+          <w:b/>
+          <w:bCs/>
+        </w:rPr>
+        <w:t xml:space="preserve">exercice</w:t>
+      </w:r>
+      <w:r>
+        <w:t xml:space="preserve"> affiché (navigué avec les flèches ◀ ▶ du titre) : la visibilité de l'exercice, ses </w:t>
       </w:r>
       <w:r>
         <w:rPr>
@@ -2716,7 +2726,7 @@
         <w:t xml:space="preserve">périodes</w:t>
       </w:r>
       <w:r>
-        <w:t xml:space="preserve"> (libellé, dates, couleur), les </w:t>
+        <w:t xml:space="preserve"> (libellé, dates, couleur, date d'ouverture des réservations), ses </w:t>
       </w:r>
       <w:r>
         <w:rPr>
@@ -2726,7 +2736,7 @@
         <w:t xml:space="preserve">jours d'ouverture</w:t>
       </w:r>
       <w:r>
-        <w:t xml:space="preserve">, les </w:t>
+        <w:t xml:space="preserve">, ses </w:t>
       </w:r>
       <w:r>
         <w:rPr>
@@ -2736,7 +2746,7 @@
         <w:t xml:space="preserve">plages horaires</w:t>
       </w:r>
       <w:r>
-        <w:t xml:space="preserve"> matin / après-midi, ainsi que les </w:t>
+        <w:t xml:space="preserve"> matin / après-midi et ses </w:t>
       </w:r>
       <w:r>
         <w:rPr>
@@ -2746,7 +2756,67 @@
         <w:t xml:space="preserve">règles de réservation</w:t>
       </w:r>
       <w:r>
-        <w:t xml:space="preserve"> : maximums par période et par an, délai de réservation, verrouillage de validation, validation automatique et notifications aux gestionnaires.</w:t>
+        <w:t xml:space="preserve"> (maximums par période et par an, délai limite avant une séance). Les réglages s'enregistrent </w:t>
+      </w:r>
+      <w:r>
+        <w:rPr>
+          <w:b/>
+          <w:bCs/>
+        </w:rPr>
+        <w:t xml:space="preserve">automatiquement</w:t>
+      </w:r>
+      <w:r>
+        <w:t xml:space="preserve"> quelques instants après chaque modification, avec une pastille </w:t>
+      </w:r>
+      <w:r>
+        <w:rPr>
+          <w:b/>
+          <w:bCs/>
+        </w:rPr>
+        <w:t xml:space="preserve">« Enregistré »</w:t>
+      </w:r>
+      <w:r>
+        <w:t xml:space="preserve"> en haut à droite ; seuls l'exercice (crayon du titre) et les périodes (</w:t>
+      </w:r>
+      <w:r>
+        <w:rPr>
+          <w:b/>
+          <w:bCs/>
+        </w:rPr>
+        <w:t xml:space="preserve">« Ajouter une période »</w:t>
+      </w:r>
+      <w:r>
+        <w:t xml:space="preserve">, puis </w:t>
+      </w:r>
+      <w:r>
+        <w:rPr>
+          <w:b/>
+          <w:bCs/>
+        </w:rPr>
+        <w:t xml:space="preserve">« Modifier »</w:t>
+      </w:r>
+      <w:r>
+        <w:t xml:space="preserve"> ou </w:t>
+      </w:r>
+      <w:r>
+        <w:rPr>
+          <w:b/>
+          <w:bCs/>
+        </w:rPr>
+        <w:t xml:space="preserve">« Supprimer »</w:t>
+      </w:r>
+      <w:r>
+        <w:t xml:space="preserve"> après avoir coché une ligne) passent par une fenêtre dédiée. Le verrouillage des réservations validées, l'auto-validation et la notification des gestionnaires se règlent dans l'onglet </w:t>
+      </w:r>
+      <w:r>
+        <w:rPr>
+          <w:b/>
+          <w:bCs/>
+        </w:rPr>
+        <w:t xml:space="preserve">Configuration</w:t>
+      </w:r>
+      <w:r>
+        <w:t xml:space="preserve">.</w:t>
       </w:r>
     </w:p>
     <w:p>
@@ -2855,27 +2925,27 @@
         <w:t xml:space="preserve">un seul est montré aux utilisateurs à la fois</w:t>
       </w:r>
       <w:r>
-        <w:t xml:space="preserve"> : celui dont la case </w:t>
-      </w:r>
-      <w:r>
-        <w:rPr>
-          <w:b/>
-          <w:bCs/>
-        </w:rPr>
-        <w:t xml:space="preserve">« Affiché aux utilisateurs »</w:t>
-      </w:r>
-      <w:r>
-        <w:t xml:space="preserve"> est cochée (en haut du panneau, à côté de la navigation entre exercices). Cocher un exercice </w:t>
-      </w:r>
-      <w:r>
-        <w:rPr>
-          <w:b/>
-          <w:bCs/>
-        </w:rPr>
-        <w:t xml:space="preserve">décoche automatiquement</w:t>
-      </w:r>
-      <w:r>
-        <w:t xml:space="preserve"> le précédent ; si aucun n'est coché, le service n'affiche </w:t>
+        <w:t xml:space="preserve"> : celui dont l'interrupteur </w:t>
+      </w:r>
+      <w:r>
+        <w:rPr>
+          <w:b/>
+          <w:bCs/>
+        </w:rPr>
+        <w:t xml:space="preserve">« Afficher aux utilisateurs »</w:t>
+      </w:r>
+      <w:r>
+        <w:t xml:space="preserve"> est activé (premier réglage du panneau, sous le titre). Activer un exercice </w:t>
+      </w:r>
+      <w:r>
+        <w:rPr>
+          <w:b/>
+          <w:bCs/>
+        </w:rPr>
+        <w:t xml:space="preserve">désactive automatiquement</w:t>
+      </w:r>
+      <w:r>
+        <w:t xml:space="preserve"> le précédent ; si aucun n'est activé, le service n'affiche </w:t>
       </w:r>
       <w:r>
         <w:rPr>
@@ -2936,7 +3006,7 @@
         <w:t xml:space="preserve">paramètre tranquillement</w:t>
       </w:r>
       <w:r>
-        <w:t xml:space="preserve"> — périodes, créneaux, ouvertures, maximums. Tant que sa case n'est pas cochée, ce nouvel exercice reste </w:t>
+        <w:t xml:space="preserve"> — périodes, créneaux, ouvertures, maximums. Tant que son interrupteur n'est pas activé, ce nouvel exercice reste </w:t>
       </w:r>
       <w:r>
         <w:rPr>
@@ -2976,7 +3046,7 @@
         <w:t xml:space="preserve">consulter et réserver sur l'exercice précédent</w:t>
       </w:r>
       <w:r>
-        <w:t xml:space="preserve">, qui garde sa case cochée. Les deux exercices peuvent coexister, même si leurs dates se chevauchent.</w:t>
+        <w:t xml:space="preserve">, qui reste affiché. Les deux exercices peuvent coexister, même si leurs dates se chevauchent.</w:t>
       </w:r>
     </w:p>
     <w:p>
@@ -3006,7 +3076,7 @@
         <w:t xml:space="preserve">bascule</w:t>
       </w:r>
       <w:r>
-        <w:t xml:space="preserve"> en cochant « Affiché aux utilisateurs » sur le nouvel exercice, dans </w:t>
+        <w:t xml:space="preserve"> en activant « Afficher aux utilisateurs » sur le nouvel exercice, dans </w:t>
       </w:r>
       <w:r>
         <w:rPr>

--- a/docs/Guide-utilisation.docx
+++ b/docs/Guide-utilisation.docx
@@ -2887,7 +2887,7 @@
         <w:spacing w:after="160" w:before="240"/>
       </w:pPr>
       <w:r>
-        <w:t xml:space="preserve">Exercices et bascule « Affiché aux utilisateurs »</w:t>
+        <w:t xml:space="preserve">Exercices et bascule « Afficher aux utilisateurs »</w:t>
       </w:r>
     </w:p>
     <w:p>

--- a/docs/Guide-utilisation.docx
+++ b/docs/Guide-utilisation.docx
@@ -4329,7 +4329,7 @@
         <w:t xml:space="preserve">objet et le corps</w:t>
       </w:r>
       <w:r>
-        <w:t xml:space="preserve"> de tous les types, classés en quatre familles (Compte et sécurité, Gestionnaires, Réservations, Personnalisés), avec des filtres par famille, un filtre </w:t>
+        <w:t xml:space="preserve"> de tous les types, classés par famille (Compte et sécurité, Gestionnaires, Réservations, Absences prévenues, Liste d'attente, Personnalisés), avec des filtres par famille, un filtre </w:t>
       </w:r>
       <w:r>
         <w:rPr>

--- a/docs/Guide-utilisation.docx
+++ b/docs/Guide-utilisation.docx
@@ -2430,7 +2430,17 @@
         <w:t xml:space="preserve">adresses des inscrits</w:t>
       </w:r>
       <w:r>
-        <w:t xml:space="preserve"> (coordonnées du jour, avec les e-mails prêts à coller dans le champ « Cci » d'une messagerie). Les trois premières décrivent l'état du jour ; l'historique et les placements se lisent par exercice, à la date d'inscription.</w:t>
+        <w:t xml:space="preserve"> (coordonnées du jour, avec les e-mails prêts à coller dans le champ « Cci » d'une messagerie : le bouton </w:t>
+      </w:r>
+      <w:r>
+        <w:rPr>
+          <w:b/>
+          <w:bCs/>
+        </w:rPr>
+        <w:t xml:space="preserve">« Copier »</w:t>
+      </w:r>
+      <w:r>
+        <w:t xml:space="preserve"> les met dans le presse-papiers). Les trois premières décrivent l'état du jour ; l'historique et les placements se lisent par exercice, à la date d'inscription.</w:t>
       </w:r>
     </w:p>
     <w:p>
